--- a/labs/diagnoza_lab4.docx
+++ b/labs/diagnoza_lab4.docx
@@ -25,12 +25,6 @@
         <w:gridCol w:w="425"/>
       </w:tblGrid>
       <w:tr>
-        <w:tblPrEx>
-          <w:tblCellMar>
-            <w:top w:w="0" w:type="dxa"/>
-            <w:bottom w:w="0" w:type="dxa"/>
-          </w:tblCellMar>
-        </w:tblPrEx>
         <w:tc>
           <w:tcPr>
             <w:tcW w:w="9763" w:type="dxa"/>
@@ -68,12 +62,6 @@
         </w:tc>
       </w:tr>
       <w:tr>
-        <w:tblPrEx>
-          <w:tblCellMar>
-            <w:top w:w="0" w:type="dxa"/>
-            <w:bottom w:w="0" w:type="dxa"/>
-          </w:tblCellMar>
-        </w:tblPrEx>
         <w:tc>
           <w:tcPr>
             <w:tcW w:w="408" w:type="dxa"/>
@@ -271,8 +259,6 @@
               </w:rPr>
               <w:t>Kryteria diagnostyczne  |  Diagnoza różnicowa  |  Komorbidność  |  Nowe przypadki kliniczne</w:t>
             </w:r>
-            <w:bookmarkStart w:id="0" w:name="_GoBack"/>
-            <w:bookmarkEnd w:id="0"/>
           </w:p>
         </w:tc>
         <w:tc>
@@ -290,12 +276,174 @@
         </w:tc>
       </w:tr>
       <w:tr>
-        <w:tblPrEx>
-          <w:tblCellMar>
-            <w:top w:w="0" w:type="dxa"/>
-            <w:bottom w:w="0" w:type="dxa"/>
-          </w:tblCellMar>
-        </w:tblPrEx>
+        <w:tc>
+          <w:tcPr>
+            <w:tcW w:w="408" w:type="dxa"/>
+            <w:tcBorders>
+              <w:top w:val="nil"/>
+              <w:left w:val="single" w:sz="14" w:space="0" w:color="1A3557"/>
+              <w:bottom w:val="single" w:sz="10" w:space="0" w:color="B8860B"/>
+              <w:right w:val="nil"/>
+            </w:tcBorders>
+            <w:shd w:val="clear" w:color="auto" w:fill="1A3557"/>
+          </w:tcPr>
+          <w:p/>
+        </w:tc>
+        <w:tc>
+          <w:tcPr>
+            <w:tcW w:w="8930" w:type="dxa"/>
+            <w:tcBorders>
+              <w:top w:val="nil"/>
+              <w:left w:val="nil"/>
+              <w:bottom w:val="single" w:sz="10" w:space="0" w:color="B8860B"/>
+              <w:right w:val="single" w:sz="14" w:space="0" w:color="1A3557"/>
+            </w:tcBorders>
+            <w:shd w:val="clear" w:color="auto" w:fill="1A3557"/>
+            <w:tcMar>
+              <w:top w:w="60" w:type="dxa"/>
+              <w:left w:w="200" w:type="dxa"/>
+              <w:bottom w:w="60" w:type="dxa"/>
+              <w:right w:w="200" w:type="dxa"/>
+            </w:tcMar>
+          </w:tcPr>
+          <w:p>
+            <w:pPr>
+              <w:jc w:val="center"/>
+              <w:rPr>
+                <w:rFonts w:asciiTheme="minorHAnsi" w:hAnsiTheme="minorHAnsi" w:cstheme="minorHAnsi"/>
+                <w:spacing w:val="8"/>
+                <w:sz w:val="20"/>
+              </w:rPr>
+            </w:pPr>
+            <w:hyperlink r:id="rId7" w:history="1">
+              <w:r>
+                <w:rPr>
+                  <w:rStyle w:val="Hipercze"/>
+                  <w:rFonts w:ascii="Amble LtCn" w:hAnsi="Amble LtCn"/>
+                  <w:color w:val="D0CECE" w:themeColor="background2" w:themeShade="E6"/>
+                  <w:spacing w:val="8"/>
+                  <w:sz w:val="20"/>
+                  <w:u w:val="none"/>
+                </w:rPr>
+                <w:t>ĆWICZENIE 1</w:t>
+              </w:r>
+            </w:hyperlink>
+            <w:r>
+              <w:rPr>
+                <w:rFonts w:ascii="Amble LtCn" w:hAnsi="Amble LtCn"/>
+                <w:color w:val="D0CECE" w:themeColor="background2" w:themeShade="E6"/>
+                <w:spacing w:val="8"/>
+                <w:sz w:val="20"/>
+              </w:rPr>
+              <w:t xml:space="preserve"> -  </w:t>
+            </w:r>
+            <w:hyperlink r:id="rId8" w:history="1">
+              <w:r>
+                <w:rPr>
+                  <w:rStyle w:val="Hipercze"/>
+                  <w:rFonts w:ascii="Amble LtCn" w:hAnsi="Amble LtCn"/>
+                  <w:color w:val="D0CECE" w:themeColor="background2" w:themeShade="E6"/>
+                  <w:spacing w:val="8"/>
+                  <w:sz w:val="20"/>
+                  <w:u w:val="none"/>
+                </w:rPr>
+                <w:t>ĆWICZENIE 2</w:t>
+              </w:r>
+            </w:hyperlink>
+            <w:r>
+              <w:rPr>
+                <w:rFonts w:ascii="Amble LtCn" w:hAnsi="Amble LtCn"/>
+                <w:color w:val="D0CECE" w:themeColor="background2" w:themeShade="E6"/>
+                <w:spacing w:val="8"/>
+                <w:sz w:val="20"/>
+              </w:rPr>
+              <w:t xml:space="preserve"> - </w:t>
+            </w:r>
+            <w:hyperlink r:id="rId9" w:history="1">
+              <w:r>
+                <w:rPr>
+                  <w:rStyle w:val="Hipercze"/>
+                  <w:rFonts w:ascii="Amble LtCn" w:hAnsi="Amble LtCn"/>
+                  <w:color w:val="D0CECE" w:themeColor="background2" w:themeShade="E6"/>
+                  <w:spacing w:val="8"/>
+                  <w:sz w:val="20"/>
+                  <w:u w:val="none"/>
+                </w:rPr>
+                <w:t>ĆWICZENIE 3</w:t>
+              </w:r>
+            </w:hyperlink>
+            <w:r>
+              <w:rPr>
+                <w:rFonts w:ascii="Amble LtCn" w:hAnsi="Amble LtCn"/>
+                <w:color w:val="D0CECE" w:themeColor="background2" w:themeShade="E6"/>
+                <w:spacing w:val="8"/>
+                <w:sz w:val="20"/>
+              </w:rPr>
+              <w:t xml:space="preserve"> - </w:t>
+            </w:r>
+            <w:hyperlink r:id="rId10" w:history="1">
+              <w:r>
+                <w:rPr>
+                  <w:rStyle w:val="Hipercze"/>
+                  <w:rFonts w:ascii="Amble LtCn" w:hAnsi="Amble LtCn"/>
+                  <w:color w:val="D0CECE" w:themeColor="background2" w:themeShade="E6"/>
+                  <w:spacing w:val="8"/>
+                  <w:sz w:val="20"/>
+                  <w:u w:val="none"/>
+                </w:rPr>
+                <w:t>ĆWICZENIE 4</w:t>
+              </w:r>
+            </w:hyperlink>
+            <w:r>
+              <w:rPr>
+                <w:rFonts w:ascii="Amble LtCn" w:hAnsi="Amble LtCn"/>
+                <w:color w:val="D0CECE" w:themeColor="background2" w:themeShade="E6"/>
+                <w:spacing w:val="8"/>
+                <w:sz w:val="20"/>
+              </w:rPr>
+              <w:t xml:space="preserve"> - </w:t>
+            </w:r>
+            <w:hyperlink r:id="rId11" w:history="1">
+              <w:r>
+                <w:rPr>
+                  <w:rStyle w:val="Hipercze"/>
+                  <w:rFonts w:ascii="Amble LtCn" w:hAnsi="Amble LtCn"/>
+                  <w:color w:val="D0CECE" w:themeColor="background2" w:themeShade="E6"/>
+                  <w:spacing w:val="8"/>
+                  <w:sz w:val="20"/>
+                  <w:u w:val="none"/>
+                </w:rPr>
+                <w:t>ĆWICZENIE 5</w:t>
+              </w:r>
+            </w:hyperlink>
+            <w:bookmarkStart w:id="0" w:name="_GoBack"/>
+            <w:bookmarkEnd w:id="0"/>
+          </w:p>
+        </w:tc>
+        <w:tc>
+          <w:tcPr>
+            <w:tcW w:w="425" w:type="dxa"/>
+            <w:tcBorders>
+              <w:top w:val="nil"/>
+              <w:left w:val="nil"/>
+              <w:bottom w:val="single" w:sz="10" w:space="0" w:color="B8860B"/>
+              <w:right w:val="single" w:sz="14" w:space="0" w:color="1A3557"/>
+            </w:tcBorders>
+            <w:shd w:val="clear" w:color="auto" w:fill="1A3557"/>
+          </w:tcPr>
+          <w:p>
+            <w:pPr>
+              <w:jc w:val="center"/>
+              <w:rPr>
+                <w:rFonts w:asciiTheme="minorHAnsi" w:hAnsiTheme="minorHAnsi" w:cstheme="minorHAnsi"/>
+                <w:spacing w:val="8"/>
+                <w:sz w:val="20"/>
+              </w:rPr>
+            </w:pPr>
+          </w:p>
+        </w:tc>
+      </w:tr>
+      <w:tr>
         <w:tc>
           <w:tcPr>
             <w:tcW w:w="408" w:type="dxa"/>
@@ -367,12 +515,6 @@
         <w:gridCol w:w="7654"/>
       </w:tblGrid>
       <w:tr>
-        <w:tblPrEx>
-          <w:tblCellMar>
-            <w:top w:w="0" w:type="dxa"/>
-            <w:bottom w:w="0" w:type="dxa"/>
-          </w:tblCellMar>
-        </w:tblPrEx>
         <w:tc>
           <w:tcPr>
             <w:tcW w:w="2119" w:type="dxa"/>
@@ -434,12 +576,6 @@
         </w:tc>
       </w:tr>
       <w:tr>
-        <w:tblPrEx>
-          <w:tblCellMar>
-            <w:top w:w="0" w:type="dxa"/>
-            <w:bottom w:w="0" w:type="dxa"/>
-          </w:tblCellMar>
-        </w:tblPrEx>
         <w:tc>
           <w:tcPr>
             <w:tcW w:w="2119" w:type="dxa"/>
@@ -501,12 +637,6 @@
         </w:tc>
       </w:tr>
       <w:tr>
-        <w:tblPrEx>
-          <w:tblCellMar>
-            <w:top w:w="0" w:type="dxa"/>
-            <w:bottom w:w="0" w:type="dxa"/>
-          </w:tblCellMar>
-        </w:tblPrEx>
         <w:tc>
           <w:tcPr>
             <w:tcW w:w="2119" w:type="dxa"/>
@@ -584,12 +714,6 @@
         </w:tc>
       </w:tr>
       <w:tr>
-        <w:tblPrEx>
-          <w:tblCellMar>
-            <w:top w:w="0" w:type="dxa"/>
-            <w:bottom w:w="0" w:type="dxa"/>
-          </w:tblCellMar>
-        </w:tblPrEx>
         <w:tc>
           <w:tcPr>
             <w:tcW w:w="2119" w:type="dxa"/>
@@ -651,12 +775,6 @@
         </w:tc>
       </w:tr>
       <w:tr>
-        <w:tblPrEx>
-          <w:tblCellMar>
-            <w:top w:w="0" w:type="dxa"/>
-            <w:bottom w:w="0" w:type="dxa"/>
-          </w:tblCellMar>
-        </w:tblPrEx>
         <w:tc>
           <w:tcPr>
             <w:tcW w:w="2119" w:type="dxa"/>
@@ -778,12 +896,6 @@
         </w:tc>
       </w:tr>
       <w:tr>
-        <w:tblPrEx>
-          <w:tblCellMar>
-            <w:top w:w="0" w:type="dxa"/>
-            <w:bottom w:w="0" w:type="dxa"/>
-          </w:tblCellMar>
-        </w:tblPrEx>
         <w:tc>
           <w:tcPr>
             <w:tcW w:w="2119" w:type="dxa"/>
@@ -877,12 +989,6 @@
         </w:tc>
       </w:tr>
       <w:tr>
-        <w:tblPrEx>
-          <w:tblCellMar>
-            <w:top w:w="0" w:type="dxa"/>
-            <w:bottom w:w="0" w:type="dxa"/>
-          </w:tblCellMar>
-        </w:tblPrEx>
         <w:tc>
           <w:tcPr>
             <w:tcW w:w="2119" w:type="dxa"/>
@@ -944,12 +1050,6 @@
         </w:tc>
       </w:tr>
       <w:tr>
-        <w:tblPrEx>
-          <w:tblCellMar>
-            <w:top w:w="0" w:type="dxa"/>
-            <w:bottom w:w="0" w:type="dxa"/>
-          </w:tblCellMar>
-        </w:tblPrEx>
         <w:tc>
           <w:tcPr>
             <w:tcW w:w="2119" w:type="dxa"/>
@@ -1039,7 +1139,7 @@
     </w:p>
     <w:p>
       <w:pPr>
-        <w:spacing w:before="60" w:after="110" w:line="276" w:lineRule="auto"/>
+        <w:spacing w:before="60" w:line="276" w:lineRule="auto"/>
         <w:jc w:val="both"/>
       </w:pPr>
       <w:r>
@@ -1238,12 +1338,6 @@
         <w:gridCol w:w="9768"/>
       </w:tblGrid>
       <w:tr>
-        <w:tblPrEx>
-          <w:tblCellMar>
-            <w:top w:w="0" w:type="dxa"/>
-            <w:bottom w:w="0" w:type="dxa"/>
-          </w:tblCellMar>
-        </w:tblPrEx>
         <w:tc>
           <w:tcPr>
             <w:tcW w:w="9768" w:type="dxa"/>
@@ -1262,6 +1356,9 @@
             </w:tcMar>
           </w:tcPr>
           <w:p>
+            <w:pPr>
+              <w:spacing w:line="180" w:lineRule="exact"/>
+            </w:pPr>
             <w:r>
               <w:rPr>
                 <w:rFonts w:ascii="Calibri" w:eastAsia="Calibri" w:hAnsi="Calibri" w:cs="Calibri"/>
@@ -1277,12 +1374,6 @@
         </w:tc>
       </w:tr>
       <w:tr>
-        <w:tblPrEx>
-          <w:tblCellMar>
-            <w:top w:w="0" w:type="dxa"/>
-            <w:bottom w:w="0" w:type="dxa"/>
-          </w:tblCellMar>
-        </w:tblPrEx>
         <w:tc>
           <w:tcPr>
             <w:tcW w:w="9768" w:type="dxa"/>
@@ -1302,7 +1393,6 @@
           </w:tcPr>
           <w:p>
             <w:pPr>
-              <w:spacing w:before="40" w:after="60"/>
               <w:jc w:val="both"/>
               <w:rPr>
                 <w:rFonts w:asciiTheme="minorHAnsi" w:hAnsiTheme="minorHAnsi" w:cstheme="minorHAnsi"/>
@@ -1424,7 +1514,6 @@
           </w:p>
           <w:p>
             <w:pPr>
-              <w:spacing w:before="40" w:after="60"/>
               <w:jc w:val="both"/>
               <w:rPr>
                 <w:rFonts w:asciiTheme="minorHAnsi" w:hAnsiTheme="minorHAnsi" w:cstheme="minorHAnsi"/>
@@ -1504,7 +1593,6 @@
           </w:p>
           <w:p>
             <w:pPr>
-              <w:spacing w:before="40" w:after="60"/>
               <w:jc w:val="both"/>
               <w:rPr>
                 <w:rFonts w:asciiTheme="minorHAnsi" w:hAnsiTheme="minorHAnsi" w:cstheme="minorHAnsi"/>
@@ -1553,1173 +1641,6 @@
                 <w:color w:val="1C1C2E"/>
               </w:rPr>
               <w:t>formułowaniu rozpoznań.</w:t>
-            </w:r>
-          </w:p>
-        </w:tc>
-      </w:tr>
-    </w:tbl>
-    <w:p>
-      <w:pPr>
-        <w:pStyle w:val="Nagwek2"/>
-      </w:pPr>
-      <w:r>
-        <w:lastRenderedPageBreak/>
-        <w:t>1.1. Harmonogram zajęć</w:t>
-      </w:r>
-    </w:p>
-    <w:tbl>
-      <w:tblPr>
-        <w:tblW w:w="9773" w:type="dxa"/>
-        <w:tblBorders>
-          <w:top w:val="single" w:sz="4" w:space="0" w:color="auto"/>
-          <w:left w:val="single" w:sz="4" w:space="0" w:color="auto"/>
-          <w:bottom w:val="single" w:sz="4" w:space="0" w:color="auto"/>
-          <w:right w:val="single" w:sz="4" w:space="0" w:color="auto"/>
-          <w:insideH w:val="single" w:sz="4" w:space="0" w:color="auto"/>
-          <w:insideV w:val="single" w:sz="4" w:space="0" w:color="auto"/>
-        </w:tblBorders>
-        <w:tblCellMar>
-          <w:left w:w="10" w:type="dxa"/>
-          <w:right w:w="10" w:type="dxa"/>
-        </w:tblCellMar>
-        <w:tblLook w:val="04A0" w:firstRow="1" w:lastRow="0" w:firstColumn="1" w:lastColumn="0" w:noHBand="0" w:noVBand="1"/>
-      </w:tblPr>
-      <w:tblGrid>
-        <w:gridCol w:w="1410"/>
-        <w:gridCol w:w="2126"/>
-        <w:gridCol w:w="6237"/>
-      </w:tblGrid>
-      <w:tr>
-        <w:tblPrEx>
-          <w:tblCellMar>
-            <w:top w:w="0" w:type="dxa"/>
-            <w:bottom w:w="0" w:type="dxa"/>
-          </w:tblCellMar>
-        </w:tblPrEx>
-        <w:trPr>
-          <w:tblHeader/>
-        </w:trPr>
-        <w:tc>
-          <w:tcPr>
-            <w:tcW w:w="1410" w:type="dxa"/>
-            <w:tcBorders>
-              <w:top w:val="single" w:sz="2" w:space="0" w:color="1A7A6E"/>
-              <w:left w:val="single" w:sz="6" w:space="0" w:color="1A3557"/>
-              <w:bottom w:val="single" w:sz="2" w:space="0" w:color="1A7A6E"/>
-              <w:right w:val="single" w:sz="6" w:space="0" w:color="1A3557"/>
-            </w:tcBorders>
-            <w:shd w:val="clear" w:color="auto" w:fill="1A3557"/>
-            <w:tcMar>
-              <w:top w:w="85" w:type="dxa"/>
-              <w:left w:w="130" w:type="dxa"/>
-              <w:bottom w:w="85" w:type="dxa"/>
-              <w:right w:w="130" w:type="dxa"/>
-            </w:tcMar>
-            <w:vAlign w:val="center"/>
-          </w:tcPr>
-          <w:p>
-            <w:r>
-              <w:rPr>
-                <w:rFonts w:ascii="Calibri" w:eastAsia="Calibri" w:hAnsi="Calibri" w:cs="Calibri"/>
-                <w:b/>
-                <w:bCs/>
-                <w:color w:val="FFFFFF"/>
-                <w:sz w:val="20"/>
-                <w:szCs w:val="20"/>
-              </w:rPr>
-              <w:t>Czas</w:t>
-            </w:r>
-          </w:p>
-        </w:tc>
-        <w:tc>
-          <w:tcPr>
-            <w:tcW w:w="2126" w:type="dxa"/>
-            <w:tcBorders>
-              <w:top w:val="single" w:sz="2" w:space="0" w:color="1A7A6E"/>
-              <w:left w:val="single" w:sz="6" w:space="0" w:color="1A3557"/>
-              <w:bottom w:val="single" w:sz="2" w:space="0" w:color="1A7A6E"/>
-              <w:right w:val="single" w:sz="6" w:space="0" w:color="1A3557"/>
-            </w:tcBorders>
-            <w:shd w:val="clear" w:color="auto" w:fill="1A3557"/>
-            <w:tcMar>
-              <w:top w:w="85" w:type="dxa"/>
-              <w:left w:w="130" w:type="dxa"/>
-              <w:bottom w:w="85" w:type="dxa"/>
-              <w:right w:w="130" w:type="dxa"/>
-            </w:tcMar>
-            <w:vAlign w:val="center"/>
-          </w:tcPr>
-          <w:p>
-            <w:r>
-              <w:rPr>
-                <w:rFonts w:ascii="Calibri" w:eastAsia="Calibri" w:hAnsi="Calibri" w:cs="Calibri"/>
-                <w:b/>
-                <w:bCs/>
-                <w:color w:val="FFFFFF"/>
-                <w:sz w:val="20"/>
-                <w:szCs w:val="20"/>
-              </w:rPr>
-              <w:t>Blok</w:t>
-            </w:r>
-          </w:p>
-        </w:tc>
-        <w:tc>
-          <w:tcPr>
-            <w:tcW w:w="6237" w:type="dxa"/>
-            <w:tcBorders>
-              <w:top w:val="single" w:sz="2" w:space="0" w:color="1A7A6E"/>
-              <w:left w:val="single" w:sz="6" w:space="0" w:color="1A3557"/>
-              <w:bottom w:val="single" w:sz="2" w:space="0" w:color="1A7A6E"/>
-              <w:right w:val="single" w:sz="6" w:space="0" w:color="1A3557"/>
-            </w:tcBorders>
-            <w:shd w:val="clear" w:color="auto" w:fill="1A3557"/>
-            <w:tcMar>
-              <w:top w:w="85" w:type="dxa"/>
-              <w:left w:w="130" w:type="dxa"/>
-              <w:bottom w:w="85" w:type="dxa"/>
-              <w:right w:w="130" w:type="dxa"/>
-            </w:tcMar>
-            <w:vAlign w:val="center"/>
-          </w:tcPr>
-          <w:p>
-            <w:r>
-              <w:rPr>
-                <w:rFonts w:ascii="Calibri" w:eastAsia="Calibri" w:hAnsi="Calibri" w:cs="Calibri"/>
-                <w:b/>
-                <w:bCs/>
-                <w:color w:val="FFFFFF"/>
-                <w:sz w:val="20"/>
-                <w:szCs w:val="20"/>
-              </w:rPr>
-              <w:t>Aktywność</w:t>
-            </w:r>
-          </w:p>
-        </w:tc>
-      </w:tr>
-      <w:tr>
-        <w:tblPrEx>
-          <w:tblCellMar>
-            <w:top w:w="0" w:type="dxa"/>
-            <w:bottom w:w="0" w:type="dxa"/>
-          </w:tblCellMar>
-        </w:tblPrEx>
-        <w:tc>
-          <w:tcPr>
-            <w:tcW w:w="1410" w:type="dxa"/>
-            <w:tcBorders>
-              <w:top w:val="single" w:sz="2" w:space="0" w:color="1A7A6E"/>
-              <w:left w:val="single" w:sz="2" w:space="0" w:color="1A3557"/>
-              <w:bottom w:val="single" w:sz="2" w:space="0" w:color="1A7A6E"/>
-              <w:right w:val="single" w:sz="2" w:space="0" w:color="1A3557"/>
-            </w:tcBorders>
-            <w:shd w:val="clear" w:color="auto" w:fill="EEF3FA"/>
-            <w:tcMar>
-              <w:top w:w="85" w:type="dxa"/>
-              <w:left w:w="130" w:type="dxa"/>
-              <w:bottom w:w="85" w:type="dxa"/>
-              <w:right w:w="130" w:type="dxa"/>
-            </w:tcMar>
-            <w:vAlign w:val="center"/>
-          </w:tcPr>
-          <w:p>
-            <w:r>
-              <w:rPr>
-                <w:rFonts w:ascii="Calibri" w:eastAsia="Calibri" w:hAnsi="Calibri" w:cs="Calibri"/>
-                <w:color w:val="1C1C2E"/>
-                <w:sz w:val="20"/>
-                <w:szCs w:val="20"/>
-              </w:rPr>
-              <w:t>0</w:t>
-            </w:r>
-            <w:r>
-              <w:rPr>
-                <w:rFonts w:ascii="Calibri" w:eastAsia="Calibri" w:hAnsi="Calibri" w:cs="Calibri"/>
-                <w:color w:val="1C1C2E"/>
-                <w:sz w:val="20"/>
-                <w:szCs w:val="20"/>
-              </w:rPr>
-              <w:t>-</w:t>
-            </w:r>
-            <w:r>
-              <w:rPr>
-                <w:rFonts w:ascii="Calibri" w:eastAsia="Calibri" w:hAnsi="Calibri" w:cs="Calibri"/>
-                <w:color w:val="1C1C2E"/>
-                <w:sz w:val="20"/>
-                <w:szCs w:val="20"/>
-              </w:rPr>
-              <w:t>10 min</w:t>
-            </w:r>
-          </w:p>
-        </w:tc>
-        <w:tc>
-          <w:tcPr>
-            <w:tcW w:w="2126" w:type="dxa"/>
-            <w:tcBorders>
-              <w:top w:val="single" w:sz="2" w:space="0" w:color="1A7A6E"/>
-              <w:left w:val="single" w:sz="2" w:space="0" w:color="1A3557"/>
-              <w:bottom w:val="single" w:sz="2" w:space="0" w:color="1A7A6E"/>
-              <w:right w:val="single" w:sz="2" w:space="0" w:color="1A3557"/>
-            </w:tcBorders>
-            <w:shd w:val="clear" w:color="auto" w:fill="EEF3FA"/>
-            <w:tcMar>
-              <w:top w:w="85" w:type="dxa"/>
-              <w:left w:w="130" w:type="dxa"/>
-              <w:bottom w:w="85" w:type="dxa"/>
-              <w:right w:w="130" w:type="dxa"/>
-            </w:tcMar>
-            <w:vAlign w:val="center"/>
-          </w:tcPr>
-          <w:p>
-            <w:r>
-              <w:rPr>
-                <w:rFonts w:ascii="Calibri" w:eastAsia="Calibri" w:hAnsi="Calibri" w:cs="Calibri"/>
-                <w:color w:val="1C1C2E"/>
-                <w:sz w:val="20"/>
-                <w:szCs w:val="20"/>
-              </w:rPr>
-              <w:t>Wprowadzenie</w:t>
-            </w:r>
-          </w:p>
-        </w:tc>
-        <w:tc>
-          <w:tcPr>
-            <w:tcW w:w="6237" w:type="dxa"/>
-            <w:tcBorders>
-              <w:top w:val="single" w:sz="2" w:space="0" w:color="1A7A6E"/>
-              <w:left w:val="single" w:sz="2" w:space="0" w:color="1A3557"/>
-              <w:bottom w:val="single" w:sz="2" w:space="0" w:color="1A7A6E"/>
-              <w:right w:val="single" w:sz="2" w:space="0" w:color="1A3557"/>
-            </w:tcBorders>
-            <w:shd w:val="clear" w:color="auto" w:fill="EEF3FA"/>
-            <w:tcMar>
-              <w:top w:w="85" w:type="dxa"/>
-              <w:left w:w="130" w:type="dxa"/>
-              <w:bottom w:w="85" w:type="dxa"/>
-              <w:right w:w="130" w:type="dxa"/>
-            </w:tcMar>
-            <w:vAlign w:val="center"/>
-          </w:tcPr>
-          <w:p>
-            <w:r>
-              <w:rPr>
-                <w:rFonts w:ascii="Calibri" w:eastAsia="Calibri" w:hAnsi="Calibri" w:cs="Calibri"/>
-                <w:color w:val="1C1C2E"/>
-                <w:sz w:val="20"/>
-                <w:szCs w:val="20"/>
-              </w:rPr>
-              <w:t>Powiązanie</w:t>
-            </w:r>
-            <w:r>
-              <w:rPr>
-                <w:rFonts w:ascii="Calibri" w:eastAsia="Calibri" w:hAnsi="Calibri" w:cs="Calibri"/>
-                <w:color w:val="1C1C2E"/>
-                <w:sz w:val="20"/>
-                <w:szCs w:val="20"/>
-              </w:rPr>
-              <w:t xml:space="preserve"> z </w:t>
-            </w:r>
-            <w:r>
-              <w:rPr>
-                <w:rFonts w:ascii="Calibri" w:eastAsia="Calibri" w:hAnsi="Calibri" w:cs="Calibri"/>
-                <w:color w:val="1C1C2E"/>
-                <w:sz w:val="20"/>
-                <w:szCs w:val="20"/>
-              </w:rPr>
-              <w:t>Lab 1</w:t>
-            </w:r>
-            <w:r>
-              <w:rPr>
-                <w:rFonts w:ascii="Calibri" w:eastAsia="Calibri" w:hAnsi="Calibri" w:cs="Calibri"/>
-                <w:color w:val="1C1C2E"/>
-                <w:sz w:val="20"/>
-                <w:szCs w:val="20"/>
-              </w:rPr>
-              <w:t>-</w:t>
-            </w:r>
-            <w:r>
-              <w:rPr>
-                <w:rFonts w:ascii="Calibri" w:eastAsia="Calibri" w:hAnsi="Calibri" w:cs="Calibri"/>
-                <w:color w:val="1C1C2E"/>
-                <w:sz w:val="20"/>
-                <w:szCs w:val="20"/>
-              </w:rPr>
-              <w:t>3; omówienie struktury zajęć; podział</w:t>
-            </w:r>
-            <w:r>
-              <w:rPr>
-                <w:rFonts w:ascii="Calibri" w:eastAsia="Calibri" w:hAnsi="Calibri" w:cs="Calibri"/>
-                <w:color w:val="1C1C2E"/>
-                <w:sz w:val="20"/>
-                <w:szCs w:val="20"/>
-              </w:rPr>
-              <w:t xml:space="preserve"> na </w:t>
-            </w:r>
-            <w:r>
-              <w:rPr>
-                <w:rFonts w:ascii="Calibri" w:eastAsia="Calibri" w:hAnsi="Calibri" w:cs="Calibri"/>
-                <w:color w:val="1C1C2E"/>
-                <w:sz w:val="20"/>
-                <w:szCs w:val="20"/>
-              </w:rPr>
-              <w:t>pary</w:t>
-            </w:r>
-          </w:p>
-        </w:tc>
-      </w:tr>
-      <w:tr>
-        <w:tblPrEx>
-          <w:tblCellMar>
-            <w:top w:w="0" w:type="dxa"/>
-            <w:bottom w:w="0" w:type="dxa"/>
-          </w:tblCellMar>
-        </w:tblPrEx>
-        <w:tc>
-          <w:tcPr>
-            <w:tcW w:w="1410" w:type="dxa"/>
-            <w:tcBorders>
-              <w:top w:val="single" w:sz="2" w:space="0" w:color="1A7A6E"/>
-              <w:left w:val="single" w:sz="2" w:space="0" w:color="1A3557"/>
-              <w:bottom w:val="single" w:sz="2" w:space="0" w:color="1A7A6E"/>
-              <w:right w:val="single" w:sz="2" w:space="0" w:color="1A3557"/>
-            </w:tcBorders>
-            <w:shd w:val="clear" w:color="auto" w:fill="FFFFFF"/>
-            <w:tcMar>
-              <w:top w:w="85" w:type="dxa"/>
-              <w:left w:w="130" w:type="dxa"/>
-              <w:bottom w:w="85" w:type="dxa"/>
-              <w:right w:w="130" w:type="dxa"/>
-            </w:tcMar>
-            <w:vAlign w:val="center"/>
-          </w:tcPr>
-          <w:p>
-            <w:r>
-              <w:rPr>
-                <w:rFonts w:ascii="Calibri" w:eastAsia="Calibri" w:hAnsi="Calibri" w:cs="Calibri"/>
-                <w:color w:val="1C1C2E"/>
-                <w:sz w:val="20"/>
-                <w:szCs w:val="20"/>
-              </w:rPr>
-              <w:t>10</w:t>
-            </w:r>
-            <w:r>
-              <w:rPr>
-                <w:rFonts w:ascii="Calibri" w:eastAsia="Calibri" w:hAnsi="Calibri" w:cs="Calibri"/>
-                <w:color w:val="1C1C2E"/>
-                <w:sz w:val="20"/>
-                <w:szCs w:val="20"/>
-              </w:rPr>
-              <w:t>-</w:t>
-            </w:r>
-            <w:r>
-              <w:rPr>
-                <w:rFonts w:ascii="Calibri" w:eastAsia="Calibri" w:hAnsi="Calibri" w:cs="Calibri"/>
-                <w:color w:val="1C1C2E"/>
-                <w:sz w:val="20"/>
-                <w:szCs w:val="20"/>
-              </w:rPr>
-              <w:t>30 min</w:t>
-            </w:r>
-          </w:p>
-        </w:tc>
-        <w:tc>
-          <w:tcPr>
-            <w:tcW w:w="2126" w:type="dxa"/>
-            <w:tcBorders>
-              <w:top w:val="single" w:sz="2" w:space="0" w:color="1A7A6E"/>
-              <w:left w:val="single" w:sz="2" w:space="0" w:color="1A3557"/>
-              <w:bottom w:val="single" w:sz="2" w:space="0" w:color="1A7A6E"/>
-              <w:right w:val="single" w:sz="2" w:space="0" w:color="1A3557"/>
-            </w:tcBorders>
-            <w:shd w:val="clear" w:color="auto" w:fill="FFFFFF"/>
-            <w:tcMar>
-              <w:top w:w="85" w:type="dxa"/>
-              <w:left w:w="130" w:type="dxa"/>
-              <w:bottom w:w="85" w:type="dxa"/>
-              <w:right w:w="130" w:type="dxa"/>
-            </w:tcMar>
-            <w:vAlign w:val="center"/>
-          </w:tcPr>
-          <w:p>
-            <w:r>
-              <w:rPr>
-                <w:rFonts w:ascii="Calibri" w:eastAsia="Calibri" w:hAnsi="Calibri" w:cs="Calibri"/>
-                <w:color w:val="1C1C2E"/>
-                <w:sz w:val="20"/>
-                <w:szCs w:val="20"/>
-              </w:rPr>
-              <w:t>Wykład</w:t>
-            </w:r>
-          </w:p>
-        </w:tc>
-        <w:tc>
-          <w:tcPr>
-            <w:tcW w:w="6237" w:type="dxa"/>
-            <w:tcBorders>
-              <w:top w:val="single" w:sz="2" w:space="0" w:color="1A7A6E"/>
-              <w:left w:val="single" w:sz="2" w:space="0" w:color="1A3557"/>
-              <w:bottom w:val="single" w:sz="2" w:space="0" w:color="1A7A6E"/>
-              <w:right w:val="single" w:sz="2" w:space="0" w:color="1A3557"/>
-            </w:tcBorders>
-            <w:shd w:val="clear" w:color="auto" w:fill="FFFFFF"/>
-            <w:tcMar>
-              <w:top w:w="85" w:type="dxa"/>
-              <w:left w:w="130" w:type="dxa"/>
-              <w:bottom w:w="85" w:type="dxa"/>
-              <w:right w:w="130" w:type="dxa"/>
-            </w:tcMar>
-            <w:vAlign w:val="center"/>
-          </w:tcPr>
-          <w:p>
-            <w:r>
-              <w:rPr>
-                <w:rFonts w:ascii="Calibri" w:eastAsia="Calibri" w:hAnsi="Calibri" w:cs="Calibri"/>
-                <w:color w:val="1C1C2E"/>
-                <w:sz w:val="20"/>
-                <w:szCs w:val="20"/>
-              </w:rPr>
-              <w:t>ICD-11</w:t>
-            </w:r>
-            <w:r>
-              <w:rPr>
-                <w:rFonts w:ascii="Calibri" w:eastAsia="Calibri" w:hAnsi="Calibri" w:cs="Calibri"/>
-                <w:color w:val="1C1C2E"/>
-                <w:sz w:val="20"/>
-                <w:szCs w:val="20"/>
-              </w:rPr>
-              <w:t xml:space="preserve"> a </w:t>
-            </w:r>
-            <w:r>
-              <w:rPr>
-                <w:rFonts w:ascii="Calibri" w:eastAsia="Calibri" w:hAnsi="Calibri" w:cs="Calibri"/>
-                <w:color w:val="1C1C2E"/>
-                <w:sz w:val="20"/>
-                <w:szCs w:val="20"/>
-              </w:rPr>
-              <w:t>DSM-5: podobieństwa</w:t>
-            </w:r>
-            <w:r>
-              <w:rPr>
-                <w:rFonts w:ascii="Calibri" w:eastAsia="Calibri" w:hAnsi="Calibri" w:cs="Calibri"/>
-                <w:color w:val="1C1C2E"/>
-                <w:sz w:val="20"/>
-                <w:szCs w:val="20"/>
-              </w:rPr>
-              <w:t xml:space="preserve"> i </w:t>
-            </w:r>
-            <w:r>
-              <w:rPr>
-                <w:rFonts w:ascii="Calibri" w:eastAsia="Calibri" w:hAnsi="Calibri" w:cs="Calibri"/>
-                <w:color w:val="1C1C2E"/>
-                <w:sz w:val="20"/>
-                <w:szCs w:val="20"/>
-              </w:rPr>
-              <w:t>różnice; procedura diagnozy różnicowej; komorbidność; specyfikatory</w:t>
-            </w:r>
-          </w:p>
-        </w:tc>
-      </w:tr>
-      <w:tr>
-        <w:tblPrEx>
-          <w:tblCellMar>
-            <w:top w:w="0" w:type="dxa"/>
-            <w:bottom w:w="0" w:type="dxa"/>
-          </w:tblCellMar>
-        </w:tblPrEx>
-        <w:tc>
-          <w:tcPr>
-            <w:tcW w:w="1410" w:type="dxa"/>
-            <w:tcBorders>
-              <w:top w:val="single" w:sz="2" w:space="0" w:color="1A7A6E"/>
-              <w:left w:val="single" w:sz="2" w:space="0" w:color="1A3557"/>
-              <w:bottom w:val="single" w:sz="2" w:space="0" w:color="1A7A6E"/>
-              <w:right w:val="single" w:sz="2" w:space="0" w:color="1A3557"/>
-            </w:tcBorders>
-            <w:shd w:val="clear" w:color="auto" w:fill="EEF3FA"/>
-            <w:tcMar>
-              <w:top w:w="85" w:type="dxa"/>
-              <w:left w:w="130" w:type="dxa"/>
-              <w:bottom w:w="85" w:type="dxa"/>
-              <w:right w:w="130" w:type="dxa"/>
-            </w:tcMar>
-            <w:vAlign w:val="center"/>
-          </w:tcPr>
-          <w:p>
-            <w:r>
-              <w:rPr>
-                <w:rFonts w:ascii="Calibri" w:eastAsia="Calibri" w:hAnsi="Calibri" w:cs="Calibri"/>
-                <w:color w:val="1C1C2E"/>
-                <w:sz w:val="20"/>
-                <w:szCs w:val="20"/>
-              </w:rPr>
-              <w:t>30</w:t>
-            </w:r>
-            <w:r>
-              <w:rPr>
-                <w:rFonts w:ascii="Calibri" w:eastAsia="Calibri" w:hAnsi="Calibri" w:cs="Calibri"/>
-                <w:color w:val="1C1C2E"/>
-                <w:sz w:val="20"/>
-                <w:szCs w:val="20"/>
-              </w:rPr>
-              <w:t>-</w:t>
-            </w:r>
-            <w:r>
-              <w:rPr>
-                <w:rFonts w:ascii="Calibri" w:eastAsia="Calibri" w:hAnsi="Calibri" w:cs="Calibri"/>
-                <w:color w:val="1C1C2E"/>
-                <w:sz w:val="20"/>
-                <w:szCs w:val="20"/>
-              </w:rPr>
-              <w:t>58 min</w:t>
-            </w:r>
-          </w:p>
-        </w:tc>
-        <w:tc>
-          <w:tcPr>
-            <w:tcW w:w="2126" w:type="dxa"/>
-            <w:tcBorders>
-              <w:top w:val="single" w:sz="2" w:space="0" w:color="1A7A6E"/>
-              <w:left w:val="single" w:sz="2" w:space="0" w:color="1A3557"/>
-              <w:bottom w:val="single" w:sz="2" w:space="0" w:color="1A7A6E"/>
-              <w:right w:val="single" w:sz="2" w:space="0" w:color="1A3557"/>
-            </w:tcBorders>
-            <w:shd w:val="clear" w:color="auto" w:fill="EEF3FA"/>
-            <w:tcMar>
-              <w:top w:w="85" w:type="dxa"/>
-              <w:left w:w="130" w:type="dxa"/>
-              <w:bottom w:w="85" w:type="dxa"/>
-              <w:right w:w="130" w:type="dxa"/>
-            </w:tcMar>
-            <w:vAlign w:val="center"/>
-          </w:tcPr>
-          <w:p>
-            <w:r>
-              <w:rPr>
-                <w:rFonts w:ascii="Calibri" w:eastAsia="Calibri" w:hAnsi="Calibri" w:cs="Calibri"/>
-                <w:color w:val="1C1C2E"/>
-                <w:sz w:val="20"/>
-                <w:szCs w:val="20"/>
-              </w:rPr>
-              <w:t>Ćw. 1 (pary)</w:t>
-            </w:r>
-          </w:p>
-        </w:tc>
-        <w:tc>
-          <w:tcPr>
-            <w:tcW w:w="6237" w:type="dxa"/>
-            <w:tcBorders>
-              <w:top w:val="single" w:sz="2" w:space="0" w:color="1A7A6E"/>
-              <w:left w:val="single" w:sz="2" w:space="0" w:color="1A3557"/>
-              <w:bottom w:val="single" w:sz="2" w:space="0" w:color="1A7A6E"/>
-              <w:right w:val="single" w:sz="2" w:space="0" w:color="1A3557"/>
-            </w:tcBorders>
-            <w:shd w:val="clear" w:color="auto" w:fill="EEF3FA"/>
-            <w:tcMar>
-              <w:top w:w="85" w:type="dxa"/>
-              <w:left w:w="130" w:type="dxa"/>
-              <w:bottom w:w="85" w:type="dxa"/>
-              <w:right w:w="130" w:type="dxa"/>
-            </w:tcMar>
-            <w:vAlign w:val="center"/>
-          </w:tcPr>
-          <w:p>
-            <w:r>
-              <w:rPr>
-                <w:rFonts w:ascii="Calibri" w:eastAsia="Calibri" w:hAnsi="Calibri" w:cs="Calibri"/>
-                <w:color w:val="1C1C2E"/>
-                <w:sz w:val="20"/>
-                <w:szCs w:val="20"/>
-              </w:rPr>
-              <w:t>Weryfikacja kryteriów diagnostycznych dla Przypadku</w:t>
-            </w:r>
-            <w:r>
-              <w:rPr>
-                <w:rFonts w:ascii="Calibri" w:eastAsia="Calibri" w:hAnsi="Calibri" w:cs="Calibri"/>
-                <w:color w:val="1C1C2E"/>
-                <w:sz w:val="20"/>
-                <w:szCs w:val="20"/>
-              </w:rPr>
-              <w:t xml:space="preserve"> D </w:t>
-            </w:r>
-            <w:r>
-              <w:rPr>
-                <w:rFonts w:ascii="Calibri" w:eastAsia="Calibri" w:hAnsi="Calibri" w:cs="Calibri"/>
-                <w:color w:val="1C1C2E"/>
-                <w:sz w:val="20"/>
-                <w:szCs w:val="20"/>
-              </w:rPr>
-              <w:t>(zaburzenia nastroju)</w:t>
-            </w:r>
-          </w:p>
-        </w:tc>
-      </w:tr>
-      <w:tr>
-        <w:tblPrEx>
-          <w:tblCellMar>
-            <w:top w:w="0" w:type="dxa"/>
-            <w:bottom w:w="0" w:type="dxa"/>
-          </w:tblCellMar>
-        </w:tblPrEx>
-        <w:tc>
-          <w:tcPr>
-            <w:tcW w:w="1410" w:type="dxa"/>
-            <w:tcBorders>
-              <w:top w:val="single" w:sz="2" w:space="0" w:color="1A7A6E"/>
-              <w:left w:val="single" w:sz="2" w:space="0" w:color="1A3557"/>
-              <w:bottom w:val="single" w:sz="2" w:space="0" w:color="1A7A6E"/>
-              <w:right w:val="single" w:sz="2" w:space="0" w:color="1A3557"/>
-            </w:tcBorders>
-            <w:shd w:val="clear" w:color="auto" w:fill="FFFFFF"/>
-            <w:tcMar>
-              <w:top w:w="85" w:type="dxa"/>
-              <w:left w:w="130" w:type="dxa"/>
-              <w:bottom w:w="85" w:type="dxa"/>
-              <w:right w:w="130" w:type="dxa"/>
-            </w:tcMar>
-            <w:vAlign w:val="center"/>
-          </w:tcPr>
-          <w:p>
-            <w:r>
-              <w:rPr>
-                <w:rFonts w:ascii="Calibri" w:eastAsia="Calibri" w:hAnsi="Calibri" w:cs="Calibri"/>
-                <w:color w:val="1C1C2E"/>
-                <w:sz w:val="20"/>
-                <w:szCs w:val="20"/>
-              </w:rPr>
-              <w:t>58</w:t>
-            </w:r>
-            <w:r>
-              <w:rPr>
-                <w:rFonts w:ascii="Calibri" w:eastAsia="Calibri" w:hAnsi="Calibri" w:cs="Calibri"/>
-                <w:color w:val="1C1C2E"/>
-                <w:sz w:val="20"/>
-                <w:szCs w:val="20"/>
-              </w:rPr>
-              <w:t>-</w:t>
-            </w:r>
-            <w:r>
-              <w:rPr>
-                <w:rFonts w:ascii="Calibri" w:eastAsia="Calibri" w:hAnsi="Calibri" w:cs="Calibri"/>
-                <w:color w:val="1C1C2E"/>
-                <w:sz w:val="20"/>
-                <w:szCs w:val="20"/>
-              </w:rPr>
-              <w:t>68 min</w:t>
-            </w:r>
-          </w:p>
-        </w:tc>
-        <w:tc>
-          <w:tcPr>
-            <w:tcW w:w="2126" w:type="dxa"/>
-            <w:tcBorders>
-              <w:top w:val="single" w:sz="2" w:space="0" w:color="1A7A6E"/>
-              <w:left w:val="single" w:sz="2" w:space="0" w:color="1A3557"/>
-              <w:bottom w:val="single" w:sz="2" w:space="0" w:color="1A7A6E"/>
-              <w:right w:val="single" w:sz="2" w:space="0" w:color="1A3557"/>
-            </w:tcBorders>
-            <w:shd w:val="clear" w:color="auto" w:fill="FFFFFF"/>
-            <w:tcMar>
-              <w:top w:w="85" w:type="dxa"/>
-              <w:left w:w="130" w:type="dxa"/>
-              <w:bottom w:w="85" w:type="dxa"/>
-              <w:right w:w="130" w:type="dxa"/>
-            </w:tcMar>
-            <w:vAlign w:val="center"/>
-          </w:tcPr>
-          <w:p>
-            <w:r>
-              <w:rPr>
-                <w:rFonts w:ascii="Calibri" w:eastAsia="Calibri" w:hAnsi="Calibri" w:cs="Calibri"/>
-                <w:color w:val="1C1C2E"/>
-                <w:sz w:val="20"/>
-                <w:szCs w:val="20"/>
-              </w:rPr>
-              <w:t>Dyskusja</w:t>
-            </w:r>
-          </w:p>
-        </w:tc>
-        <w:tc>
-          <w:tcPr>
-            <w:tcW w:w="6237" w:type="dxa"/>
-            <w:tcBorders>
-              <w:top w:val="single" w:sz="2" w:space="0" w:color="1A7A6E"/>
-              <w:left w:val="single" w:sz="2" w:space="0" w:color="1A3557"/>
-              <w:bottom w:val="single" w:sz="2" w:space="0" w:color="1A7A6E"/>
-              <w:right w:val="single" w:sz="2" w:space="0" w:color="1A3557"/>
-            </w:tcBorders>
-            <w:shd w:val="clear" w:color="auto" w:fill="FFFFFF"/>
-            <w:tcMar>
-              <w:top w:w="85" w:type="dxa"/>
-              <w:left w:w="130" w:type="dxa"/>
-              <w:bottom w:w="85" w:type="dxa"/>
-              <w:right w:w="130" w:type="dxa"/>
-            </w:tcMar>
-            <w:vAlign w:val="center"/>
-          </w:tcPr>
-          <w:p>
-            <w:r>
-              <w:rPr>
-                <w:rFonts w:ascii="Calibri" w:eastAsia="Calibri" w:hAnsi="Calibri" w:cs="Calibri"/>
-                <w:color w:val="1C1C2E"/>
-                <w:sz w:val="20"/>
-                <w:szCs w:val="20"/>
-              </w:rPr>
-              <w:t>Weryfikacja wniosków między parami; omówienie typowych błędów</w:t>
-            </w:r>
-            <w:r>
-              <w:rPr>
-                <w:rFonts w:ascii="Calibri" w:eastAsia="Calibri" w:hAnsi="Calibri" w:cs="Calibri"/>
-                <w:color w:val="1C1C2E"/>
-                <w:sz w:val="20"/>
-                <w:szCs w:val="20"/>
-              </w:rPr>
-              <w:t xml:space="preserve"> w </w:t>
-            </w:r>
-            <w:r>
-              <w:rPr>
-                <w:rFonts w:ascii="Calibri" w:eastAsia="Calibri" w:hAnsi="Calibri" w:cs="Calibri"/>
-                <w:color w:val="1C1C2E"/>
-                <w:sz w:val="20"/>
-                <w:szCs w:val="20"/>
-              </w:rPr>
-              <w:t>stosowaniu kryteriów</w:t>
-            </w:r>
-          </w:p>
-        </w:tc>
-      </w:tr>
-      <w:tr>
-        <w:tblPrEx>
-          <w:tblCellMar>
-            <w:top w:w="0" w:type="dxa"/>
-            <w:bottom w:w="0" w:type="dxa"/>
-          </w:tblCellMar>
-        </w:tblPrEx>
-        <w:tc>
-          <w:tcPr>
-            <w:tcW w:w="1410" w:type="dxa"/>
-            <w:tcBorders>
-              <w:top w:val="single" w:sz="2" w:space="0" w:color="1A7A6E"/>
-              <w:left w:val="single" w:sz="2" w:space="0" w:color="1A3557"/>
-              <w:bottom w:val="single" w:sz="2" w:space="0" w:color="1A7A6E"/>
-              <w:right w:val="single" w:sz="2" w:space="0" w:color="1A3557"/>
-            </w:tcBorders>
-            <w:shd w:val="clear" w:color="auto" w:fill="EEF3FA"/>
-            <w:tcMar>
-              <w:top w:w="85" w:type="dxa"/>
-              <w:left w:w="130" w:type="dxa"/>
-              <w:bottom w:w="85" w:type="dxa"/>
-              <w:right w:w="130" w:type="dxa"/>
-            </w:tcMar>
-            <w:vAlign w:val="center"/>
-          </w:tcPr>
-          <w:p>
-            <w:r>
-              <w:rPr>
-                <w:rFonts w:ascii="Calibri" w:eastAsia="Calibri" w:hAnsi="Calibri" w:cs="Calibri"/>
-                <w:color w:val="1C1C2E"/>
-                <w:sz w:val="20"/>
-                <w:szCs w:val="20"/>
-              </w:rPr>
-              <w:t>68</w:t>
-            </w:r>
-            <w:r>
-              <w:rPr>
-                <w:rFonts w:ascii="Calibri" w:eastAsia="Calibri" w:hAnsi="Calibri" w:cs="Calibri"/>
-                <w:color w:val="1C1C2E"/>
-                <w:sz w:val="20"/>
-                <w:szCs w:val="20"/>
-              </w:rPr>
-              <w:t>-</w:t>
-            </w:r>
-            <w:r>
-              <w:rPr>
-                <w:rFonts w:ascii="Calibri" w:eastAsia="Calibri" w:hAnsi="Calibri" w:cs="Calibri"/>
-                <w:color w:val="1C1C2E"/>
-                <w:sz w:val="20"/>
-                <w:szCs w:val="20"/>
-              </w:rPr>
-              <w:t>92 min</w:t>
-            </w:r>
-          </w:p>
-        </w:tc>
-        <w:tc>
-          <w:tcPr>
-            <w:tcW w:w="2126" w:type="dxa"/>
-            <w:tcBorders>
-              <w:top w:val="single" w:sz="2" w:space="0" w:color="1A7A6E"/>
-              <w:left w:val="single" w:sz="2" w:space="0" w:color="1A3557"/>
-              <w:bottom w:val="single" w:sz="2" w:space="0" w:color="1A7A6E"/>
-              <w:right w:val="single" w:sz="2" w:space="0" w:color="1A3557"/>
-            </w:tcBorders>
-            <w:shd w:val="clear" w:color="auto" w:fill="EEF3FA"/>
-            <w:tcMar>
-              <w:top w:w="85" w:type="dxa"/>
-              <w:left w:w="130" w:type="dxa"/>
-              <w:bottom w:w="85" w:type="dxa"/>
-              <w:right w:w="130" w:type="dxa"/>
-            </w:tcMar>
-            <w:vAlign w:val="center"/>
-          </w:tcPr>
-          <w:p>
-            <w:r>
-              <w:rPr>
-                <w:rFonts w:ascii="Calibri" w:eastAsia="Calibri" w:hAnsi="Calibri" w:cs="Calibri"/>
-                <w:color w:val="1C1C2E"/>
-                <w:sz w:val="20"/>
-                <w:szCs w:val="20"/>
-              </w:rPr>
-              <w:t>Ćw. 2 (pary)</w:t>
-            </w:r>
-          </w:p>
-        </w:tc>
-        <w:tc>
-          <w:tcPr>
-            <w:tcW w:w="6237" w:type="dxa"/>
-            <w:tcBorders>
-              <w:top w:val="single" w:sz="2" w:space="0" w:color="1A7A6E"/>
-              <w:left w:val="single" w:sz="2" w:space="0" w:color="1A3557"/>
-              <w:bottom w:val="single" w:sz="2" w:space="0" w:color="1A7A6E"/>
-              <w:right w:val="single" w:sz="2" w:space="0" w:color="1A3557"/>
-            </w:tcBorders>
-            <w:shd w:val="clear" w:color="auto" w:fill="EEF3FA"/>
-            <w:tcMar>
-              <w:top w:w="85" w:type="dxa"/>
-              <w:left w:w="130" w:type="dxa"/>
-              <w:bottom w:w="85" w:type="dxa"/>
-              <w:right w:w="130" w:type="dxa"/>
-            </w:tcMar>
-            <w:vAlign w:val="center"/>
-          </w:tcPr>
-          <w:p>
-            <w:r>
-              <w:rPr>
-                <w:rFonts w:ascii="Calibri" w:eastAsia="Calibri" w:hAnsi="Calibri" w:cs="Calibri"/>
-                <w:color w:val="1C1C2E"/>
-                <w:sz w:val="20"/>
-                <w:szCs w:val="20"/>
-              </w:rPr>
-              <w:t>Diagnoza różnicowa Przypadku</w:t>
-            </w:r>
-            <w:r>
-              <w:rPr>
-                <w:rFonts w:ascii="Calibri" w:eastAsia="Calibri" w:hAnsi="Calibri" w:cs="Calibri"/>
-                <w:color w:val="1C1C2E"/>
-                <w:sz w:val="20"/>
-                <w:szCs w:val="20"/>
-              </w:rPr>
-              <w:t xml:space="preserve"> E </w:t>
-            </w:r>
-            <w:r>
-              <w:rPr>
-                <w:rFonts w:ascii="Calibri" w:eastAsia="Calibri" w:hAnsi="Calibri" w:cs="Calibri"/>
-                <w:color w:val="1C1C2E"/>
-                <w:sz w:val="20"/>
-                <w:szCs w:val="20"/>
-              </w:rPr>
-              <w:t xml:space="preserve">(prezentacja lękowa) </w:t>
-            </w:r>
-            <w:r>
-              <w:rPr>
-                <w:rFonts w:ascii="Calibri" w:eastAsia="Calibri" w:hAnsi="Calibri" w:cs="Calibri"/>
-                <w:color w:val="1C1C2E"/>
-                <w:sz w:val="20"/>
-                <w:szCs w:val="20"/>
-              </w:rPr>
-              <w:t>-</w:t>
-            </w:r>
-            <w:r>
-              <w:rPr>
-                <w:rFonts w:ascii="Calibri" w:eastAsia="Calibri" w:hAnsi="Calibri" w:cs="Calibri"/>
-                <w:color w:val="1C1C2E"/>
-                <w:sz w:val="20"/>
-                <w:szCs w:val="20"/>
-              </w:rPr>
-              <w:t xml:space="preserve"> wykluczenie alternatywnych rozpoznań</w:t>
-            </w:r>
-          </w:p>
-        </w:tc>
-      </w:tr>
-      <w:tr>
-        <w:tblPrEx>
-          <w:tblCellMar>
-            <w:top w:w="0" w:type="dxa"/>
-            <w:bottom w:w="0" w:type="dxa"/>
-          </w:tblCellMar>
-        </w:tblPrEx>
-        <w:tc>
-          <w:tcPr>
-            <w:tcW w:w="1410" w:type="dxa"/>
-            <w:tcBorders>
-              <w:top w:val="single" w:sz="2" w:space="0" w:color="1A7A6E"/>
-              <w:left w:val="single" w:sz="2" w:space="0" w:color="1A3557"/>
-              <w:bottom w:val="single" w:sz="2" w:space="0" w:color="1A7A6E"/>
-              <w:right w:val="single" w:sz="2" w:space="0" w:color="1A3557"/>
-            </w:tcBorders>
-            <w:shd w:val="clear" w:color="auto" w:fill="FFFFFF"/>
-            <w:tcMar>
-              <w:top w:w="85" w:type="dxa"/>
-              <w:left w:w="130" w:type="dxa"/>
-              <w:bottom w:w="85" w:type="dxa"/>
-              <w:right w:w="130" w:type="dxa"/>
-            </w:tcMar>
-            <w:vAlign w:val="center"/>
-          </w:tcPr>
-          <w:p>
-            <w:r>
-              <w:rPr>
-                <w:rFonts w:ascii="Calibri" w:eastAsia="Calibri" w:hAnsi="Calibri" w:cs="Calibri"/>
-                <w:color w:val="1C1C2E"/>
-                <w:sz w:val="20"/>
-                <w:szCs w:val="20"/>
-              </w:rPr>
-              <w:t>92</w:t>
-            </w:r>
-            <w:r>
-              <w:rPr>
-                <w:rFonts w:ascii="Calibri" w:eastAsia="Calibri" w:hAnsi="Calibri" w:cs="Calibri"/>
-                <w:color w:val="1C1C2E"/>
-                <w:sz w:val="20"/>
-                <w:szCs w:val="20"/>
-              </w:rPr>
-              <w:t>-</w:t>
-            </w:r>
-            <w:r>
-              <w:rPr>
-                <w:rFonts w:ascii="Calibri" w:eastAsia="Calibri" w:hAnsi="Calibri" w:cs="Calibri"/>
-                <w:color w:val="1C1C2E"/>
-                <w:sz w:val="20"/>
-                <w:szCs w:val="20"/>
-              </w:rPr>
-              <w:t>112 min</w:t>
-            </w:r>
-          </w:p>
-        </w:tc>
-        <w:tc>
-          <w:tcPr>
-            <w:tcW w:w="2126" w:type="dxa"/>
-            <w:tcBorders>
-              <w:top w:val="single" w:sz="2" w:space="0" w:color="1A7A6E"/>
-              <w:left w:val="single" w:sz="2" w:space="0" w:color="1A3557"/>
-              <w:bottom w:val="single" w:sz="2" w:space="0" w:color="1A7A6E"/>
-              <w:right w:val="single" w:sz="2" w:space="0" w:color="1A3557"/>
-            </w:tcBorders>
-            <w:shd w:val="clear" w:color="auto" w:fill="FFFFFF"/>
-            <w:tcMar>
-              <w:top w:w="85" w:type="dxa"/>
-              <w:left w:w="130" w:type="dxa"/>
-              <w:bottom w:w="85" w:type="dxa"/>
-              <w:right w:w="130" w:type="dxa"/>
-            </w:tcMar>
-            <w:vAlign w:val="center"/>
-          </w:tcPr>
-          <w:p>
-            <w:r>
-              <w:rPr>
-                <w:rFonts w:ascii="Calibri" w:eastAsia="Calibri" w:hAnsi="Calibri" w:cs="Calibri"/>
-                <w:color w:val="1C1C2E"/>
-                <w:sz w:val="20"/>
-                <w:szCs w:val="20"/>
-              </w:rPr>
-              <w:t>Ćw. 3 (indywidualnie)</w:t>
-            </w:r>
-          </w:p>
-        </w:tc>
-        <w:tc>
-          <w:tcPr>
-            <w:tcW w:w="6237" w:type="dxa"/>
-            <w:tcBorders>
-              <w:top w:val="single" w:sz="2" w:space="0" w:color="1A7A6E"/>
-              <w:left w:val="single" w:sz="2" w:space="0" w:color="1A3557"/>
-              <w:bottom w:val="single" w:sz="2" w:space="0" w:color="1A7A6E"/>
-              <w:right w:val="single" w:sz="2" w:space="0" w:color="1A3557"/>
-            </w:tcBorders>
-            <w:shd w:val="clear" w:color="auto" w:fill="FFFFFF"/>
-            <w:tcMar>
-              <w:top w:w="85" w:type="dxa"/>
-              <w:left w:w="130" w:type="dxa"/>
-              <w:bottom w:w="85" w:type="dxa"/>
-              <w:right w:w="130" w:type="dxa"/>
-            </w:tcMar>
-            <w:vAlign w:val="center"/>
-          </w:tcPr>
-          <w:p>
-            <w:r>
-              <w:rPr>
-                <w:rFonts w:ascii="Calibri" w:eastAsia="Calibri" w:hAnsi="Calibri" w:cs="Calibri"/>
-                <w:color w:val="1C1C2E"/>
-                <w:sz w:val="20"/>
-                <w:szCs w:val="20"/>
-              </w:rPr>
-              <w:t>Analiza komorbidności Przypadku F; integracja rozpoznań</w:t>
-            </w:r>
-            <w:r>
-              <w:rPr>
-                <w:rFonts w:ascii="Calibri" w:eastAsia="Calibri" w:hAnsi="Calibri" w:cs="Calibri"/>
-                <w:color w:val="1C1C2E"/>
-                <w:sz w:val="20"/>
-                <w:szCs w:val="20"/>
-              </w:rPr>
-              <w:t xml:space="preserve"> z </w:t>
-            </w:r>
-            <w:r>
-              <w:rPr>
-                <w:rFonts w:ascii="Calibri" w:eastAsia="Calibri" w:hAnsi="Calibri" w:cs="Calibri"/>
-                <w:color w:val="1C1C2E"/>
-                <w:sz w:val="20"/>
-                <w:szCs w:val="20"/>
-              </w:rPr>
-              <w:t>Lab 1</w:t>
-            </w:r>
-            <w:r>
-              <w:rPr>
-                <w:rFonts w:ascii="Calibri" w:eastAsia="Calibri" w:hAnsi="Calibri" w:cs="Calibri"/>
-                <w:color w:val="1C1C2E"/>
-                <w:sz w:val="20"/>
-                <w:szCs w:val="20"/>
-              </w:rPr>
-              <w:t>-</w:t>
-            </w:r>
-            <w:r>
-              <w:rPr>
-                <w:rFonts w:ascii="Calibri" w:eastAsia="Calibri" w:hAnsi="Calibri" w:cs="Calibri"/>
-                <w:color w:val="1C1C2E"/>
-                <w:sz w:val="20"/>
-                <w:szCs w:val="20"/>
-              </w:rPr>
-              <w:t>3 (Marta K., Tomasz W.)</w:t>
-            </w:r>
-          </w:p>
-        </w:tc>
-      </w:tr>
-      <w:tr>
-        <w:tblPrEx>
-          <w:tblCellMar>
-            <w:top w:w="0" w:type="dxa"/>
-            <w:bottom w:w="0" w:type="dxa"/>
-          </w:tblCellMar>
-        </w:tblPrEx>
-        <w:tc>
-          <w:tcPr>
-            <w:tcW w:w="1410" w:type="dxa"/>
-            <w:tcBorders>
-              <w:top w:val="single" w:sz="2" w:space="0" w:color="1A7A6E"/>
-              <w:left w:val="single" w:sz="2" w:space="0" w:color="1A3557"/>
-              <w:bottom w:val="single" w:sz="2" w:space="0" w:color="1A7A6E"/>
-              <w:right w:val="single" w:sz="2" w:space="0" w:color="1A3557"/>
-            </w:tcBorders>
-            <w:shd w:val="clear" w:color="auto" w:fill="EEF3FA"/>
-            <w:tcMar>
-              <w:top w:w="85" w:type="dxa"/>
-              <w:left w:w="130" w:type="dxa"/>
-              <w:bottom w:w="85" w:type="dxa"/>
-              <w:right w:w="130" w:type="dxa"/>
-            </w:tcMar>
-            <w:vAlign w:val="center"/>
-          </w:tcPr>
-          <w:p>
-            <w:r>
-              <w:rPr>
-                <w:rFonts w:ascii="Calibri" w:eastAsia="Calibri" w:hAnsi="Calibri" w:cs="Calibri"/>
-                <w:color w:val="1C1C2E"/>
-                <w:sz w:val="20"/>
-                <w:szCs w:val="20"/>
-              </w:rPr>
-              <w:t>112</w:t>
-            </w:r>
-            <w:r>
-              <w:rPr>
-                <w:rFonts w:ascii="Calibri" w:eastAsia="Calibri" w:hAnsi="Calibri" w:cs="Calibri"/>
-                <w:color w:val="1C1C2E"/>
-                <w:sz w:val="20"/>
-                <w:szCs w:val="20"/>
-              </w:rPr>
-              <w:t>-</w:t>
-            </w:r>
-            <w:r>
-              <w:rPr>
-                <w:rFonts w:ascii="Calibri" w:eastAsia="Calibri" w:hAnsi="Calibri" w:cs="Calibri"/>
-                <w:color w:val="1C1C2E"/>
-                <w:sz w:val="20"/>
-                <w:szCs w:val="20"/>
-              </w:rPr>
-              <w:t>120 min</w:t>
-            </w:r>
-          </w:p>
-        </w:tc>
-        <w:tc>
-          <w:tcPr>
-            <w:tcW w:w="2126" w:type="dxa"/>
-            <w:tcBorders>
-              <w:top w:val="single" w:sz="2" w:space="0" w:color="1A7A6E"/>
-              <w:left w:val="single" w:sz="2" w:space="0" w:color="1A3557"/>
-              <w:bottom w:val="single" w:sz="2" w:space="0" w:color="1A7A6E"/>
-              <w:right w:val="single" w:sz="2" w:space="0" w:color="1A3557"/>
-            </w:tcBorders>
-            <w:shd w:val="clear" w:color="auto" w:fill="EEF3FA"/>
-            <w:tcMar>
-              <w:top w:w="85" w:type="dxa"/>
-              <w:left w:w="130" w:type="dxa"/>
-              <w:bottom w:w="85" w:type="dxa"/>
-              <w:right w:w="130" w:type="dxa"/>
-            </w:tcMar>
-            <w:vAlign w:val="center"/>
-          </w:tcPr>
-          <w:p>
-            <w:r>
-              <w:rPr>
-                <w:rFonts w:ascii="Calibri" w:eastAsia="Calibri" w:hAnsi="Calibri" w:cs="Calibri"/>
-                <w:color w:val="1C1C2E"/>
-                <w:sz w:val="20"/>
-                <w:szCs w:val="20"/>
-              </w:rPr>
-              <w:t>Podsumowanie</w:t>
-            </w:r>
-          </w:p>
-        </w:tc>
-        <w:tc>
-          <w:tcPr>
-            <w:tcW w:w="6237" w:type="dxa"/>
-            <w:tcBorders>
-              <w:top w:val="single" w:sz="2" w:space="0" w:color="1A7A6E"/>
-              <w:left w:val="single" w:sz="2" w:space="0" w:color="1A3557"/>
-              <w:bottom w:val="single" w:sz="2" w:space="0" w:color="1A7A6E"/>
-              <w:right w:val="single" w:sz="2" w:space="0" w:color="1A3557"/>
-            </w:tcBorders>
-            <w:shd w:val="clear" w:color="auto" w:fill="EEF3FA"/>
-            <w:tcMar>
-              <w:top w:w="85" w:type="dxa"/>
-              <w:left w:w="130" w:type="dxa"/>
-              <w:bottom w:w="85" w:type="dxa"/>
-              <w:right w:w="130" w:type="dxa"/>
-            </w:tcMar>
-            <w:vAlign w:val="center"/>
-          </w:tcPr>
-          <w:p>
-            <w:r>
-              <w:rPr>
-                <w:rFonts w:ascii="Calibri" w:eastAsia="Calibri" w:hAnsi="Calibri" w:cs="Calibri"/>
-                <w:color w:val="1C1C2E"/>
-                <w:sz w:val="20"/>
-                <w:szCs w:val="20"/>
-              </w:rPr>
-              <w:t xml:space="preserve">Dyskusja plenarna; zapowiedź Lab 5 (raport psychologiczny </w:t>
-            </w:r>
-            <w:r>
-              <w:rPr>
-                <w:rFonts w:ascii="Calibri" w:eastAsia="Calibri" w:hAnsi="Calibri" w:cs="Calibri"/>
-                <w:color w:val="1C1C2E"/>
-                <w:sz w:val="20"/>
-                <w:szCs w:val="20"/>
-              </w:rPr>
-              <w:t>-</w:t>
-            </w:r>
-            <w:r>
-              <w:rPr>
-                <w:rFonts w:ascii="Calibri" w:eastAsia="Calibri" w:hAnsi="Calibri" w:cs="Calibri"/>
-                <w:color w:val="1C1C2E"/>
-                <w:sz w:val="20"/>
-                <w:szCs w:val="20"/>
-              </w:rPr>
-              <w:t xml:space="preserve"> synteza całego cyklu)</w:t>
             </w:r>
           </w:p>
         </w:tc>
@@ -2730,6 +1651,7 @@
         <w:pStyle w:val="Nagwek1"/>
       </w:pPr>
       <w:r>
+        <w:lastRenderedPageBreak/>
         <w:t>2. Podstawy teoretyczne</w:t>
       </w:r>
     </w:p>
@@ -2787,50 +1709,64 @@
       <w:r>
         <w:rPr>
           <w:color w:val="1C1C2E"/>
+          <w:lang w:val="en-US"/>
         </w:rPr>
         <w:t>ICD-11 (International Classification</w:t>
       </w:r>
       <w:r>
         <w:rPr>
           <w:color w:val="1C1C2E"/>
+          <w:lang w:val="en-US"/>
         </w:rPr>
         <w:t xml:space="preserve"> of </w:t>
       </w:r>
       <w:r>
         <w:rPr>
           <w:color w:val="1C1C2E"/>
+          <w:lang w:val="en-US"/>
         </w:rPr>
         <w:t>Diseases, 11th Revision; WHO, 2019; implementacja</w:t>
       </w:r>
       <w:r>
         <w:rPr>
           <w:color w:val="1C1C2E"/>
+          <w:lang w:val="en-US"/>
         </w:rPr>
         <w:t xml:space="preserve"> w </w:t>
       </w:r>
       <w:r>
         <w:rPr>
           <w:color w:val="1C1C2E"/>
+          <w:lang w:val="en-US"/>
         </w:rPr>
         <w:t>Polsce</w:t>
       </w:r>
       <w:r>
         <w:rPr>
           <w:color w:val="1C1C2E"/>
+          <w:lang w:val="en-US"/>
         </w:rPr>
         <w:t xml:space="preserve"> od </w:t>
       </w:r>
       <w:r>
         <w:rPr>
           <w:color w:val="1C1C2E"/>
+          <w:lang w:val="en-US"/>
         </w:rPr>
         <w:t>2022) jest systemem klasyfikacyjnym Organizacji Zdrowia.</w:t>
       </w:r>
       <w:r>
         <w:rPr>
           <w:color w:val="1C1C2E"/>
-        </w:rPr>
-        <w:t xml:space="preserve"> W </w:t>
+          <w:lang w:val="en-US"/>
+        </w:rPr>
+        <w:t xml:space="preserve"> </w:t>
+      </w:r>
+      <w:r>
+        <w:rPr>
+          <w:color w:val="1C1C2E"/>
+        </w:rPr>
+        <w:t>W </w:t>
       </w:r>
       <w:r>
         <w:rPr>
@@ -3246,12 +2182,6 @@
         <w:gridCol w:w="4110"/>
       </w:tblGrid>
       <w:tr>
-        <w:tblPrEx>
-          <w:tblCellMar>
-            <w:top w:w="0" w:type="dxa"/>
-            <w:bottom w:w="0" w:type="dxa"/>
-          </w:tblCellMar>
-        </w:tblPrEx>
         <w:trPr>
           <w:tblHeader/>
         </w:trPr>
@@ -3362,12 +2292,6 @@
         </w:tc>
       </w:tr>
       <w:tr>
-        <w:tblPrEx>
-          <w:tblCellMar>
-            <w:top w:w="0" w:type="dxa"/>
-            <w:bottom w:w="0" w:type="dxa"/>
-          </w:tblCellMar>
-        </w:tblPrEx>
         <w:tc>
           <w:tcPr>
             <w:tcW w:w="2300" w:type="dxa"/>
@@ -3460,12 +2384,6 @@
         </w:tc>
       </w:tr>
       <w:tr>
-        <w:tblPrEx>
-          <w:tblCellMar>
-            <w:top w:w="0" w:type="dxa"/>
-            <w:bottom w:w="0" w:type="dxa"/>
-          </w:tblCellMar>
-        </w:tblPrEx>
         <w:tc>
           <w:tcPr>
             <w:tcW w:w="2300" w:type="dxa"/>
@@ -3576,12 +2494,6 @@
         </w:tc>
       </w:tr>
       <w:tr>
-        <w:tblPrEx>
-          <w:tblCellMar>
-            <w:top w:w="0" w:type="dxa"/>
-            <w:bottom w:w="0" w:type="dxa"/>
-          </w:tblCellMar>
-        </w:tblPrEx>
         <w:tc>
           <w:tcPr>
             <w:tcW w:w="2300" w:type="dxa"/>
@@ -3692,12 +2604,6 @@
         </w:tc>
       </w:tr>
       <w:tr>
-        <w:tblPrEx>
-          <w:tblCellMar>
-            <w:top w:w="0" w:type="dxa"/>
-            <w:bottom w:w="0" w:type="dxa"/>
-          </w:tblCellMar>
-        </w:tblPrEx>
         <w:tc>
           <w:tcPr>
             <w:tcW w:w="2300" w:type="dxa"/>
@@ -3808,12 +2714,6 @@
         </w:tc>
       </w:tr>
       <w:tr>
-        <w:tblPrEx>
-          <w:tblCellMar>
-            <w:top w:w="0" w:type="dxa"/>
-            <w:bottom w:w="0" w:type="dxa"/>
-          </w:tblCellMar>
-        </w:tblPrEx>
         <w:tc>
           <w:tcPr>
             <w:tcW w:w="2300" w:type="dxa"/>
@@ -3924,12 +2824,6 @@
         </w:tc>
       </w:tr>
       <w:tr>
-        <w:tblPrEx>
-          <w:tblCellMar>
-            <w:top w:w="0" w:type="dxa"/>
-            <w:bottom w:w="0" w:type="dxa"/>
-          </w:tblCellMar>
-        </w:tblPrEx>
         <w:tc>
           <w:tcPr>
             <w:tcW w:w="2300" w:type="dxa"/>
@@ -4131,12 +3025,6 @@
         <w:gridCol w:w="6025"/>
       </w:tblGrid>
       <w:tr>
-        <w:tblPrEx>
-          <w:tblCellMar>
-            <w:top w:w="0" w:type="dxa"/>
-            <w:bottom w:w="0" w:type="dxa"/>
-          </w:tblCellMar>
-        </w:tblPrEx>
         <w:trPr>
           <w:tblHeader/>
         </w:trPr>
@@ -4238,12 +3126,6 @@
         </w:tc>
       </w:tr>
       <w:tr>
-        <w:tblPrEx>
-          <w:tblCellMar>
-            <w:top w:w="0" w:type="dxa"/>
-            <w:bottom w:w="0" w:type="dxa"/>
-          </w:tblCellMar>
-        </w:tblPrEx>
         <w:tc>
           <w:tcPr>
             <w:tcW w:w="644" w:type="dxa"/>
@@ -4372,12 +3254,6 @@
         </w:tc>
       </w:tr>
       <w:tr>
-        <w:tblPrEx>
-          <w:tblCellMar>
-            <w:top w:w="0" w:type="dxa"/>
-            <w:bottom w:w="0" w:type="dxa"/>
-          </w:tblCellMar>
-        </w:tblPrEx>
         <w:tc>
           <w:tcPr>
             <w:tcW w:w="644" w:type="dxa"/>
@@ -4506,12 +3382,6 @@
         </w:tc>
       </w:tr>
       <w:tr>
-        <w:tblPrEx>
-          <w:tblCellMar>
-            <w:top w:w="0" w:type="dxa"/>
-            <w:bottom w:w="0" w:type="dxa"/>
-          </w:tblCellMar>
-        </w:tblPrEx>
         <w:tc>
           <w:tcPr>
             <w:tcW w:w="644" w:type="dxa"/>
@@ -4622,12 +3492,6 @@
         </w:tc>
       </w:tr>
       <w:tr>
-        <w:tblPrEx>
-          <w:tblCellMar>
-            <w:top w:w="0" w:type="dxa"/>
-            <w:bottom w:w="0" w:type="dxa"/>
-          </w:tblCellMar>
-        </w:tblPrEx>
         <w:tc>
           <w:tcPr>
             <w:tcW w:w="644" w:type="dxa"/>
@@ -4774,12 +3638,6 @@
         </w:tc>
       </w:tr>
       <w:tr>
-        <w:tblPrEx>
-          <w:tblCellMar>
-            <w:top w:w="0" w:type="dxa"/>
-            <w:bottom w:w="0" w:type="dxa"/>
-          </w:tblCellMar>
-        </w:tblPrEx>
         <w:tc>
           <w:tcPr>
             <w:tcW w:w="644" w:type="dxa"/>
@@ -4890,12 +3748,6 @@
         </w:tc>
       </w:tr>
       <w:tr>
-        <w:tblPrEx>
-          <w:tblCellMar>
-            <w:top w:w="0" w:type="dxa"/>
-            <w:bottom w:w="0" w:type="dxa"/>
-          </w:tblCellMar>
-        </w:tblPrEx>
         <w:tc>
           <w:tcPr>
             <w:tcW w:w="644" w:type="dxa"/>
@@ -5124,12 +3976,6 @@
         <w:gridCol w:w="4131"/>
       </w:tblGrid>
       <w:tr>
-        <w:tblPrEx>
-          <w:tblCellMar>
-            <w:top w:w="0" w:type="dxa"/>
-            <w:bottom w:w="0" w:type="dxa"/>
-          </w:tblCellMar>
-        </w:tblPrEx>
         <w:trPr>
           <w:tblHeader/>
         </w:trPr>
@@ -5240,12 +4086,6 @@
         </w:tc>
       </w:tr>
       <w:tr>
-        <w:tblPrEx>
-          <w:tblCellMar>
-            <w:top w:w="0" w:type="dxa"/>
-            <w:bottom w:w="0" w:type="dxa"/>
-          </w:tblCellMar>
-        </w:tblPrEx>
         <w:tc>
           <w:tcPr>
             <w:tcW w:w="2000" w:type="dxa"/>
@@ -5384,12 +4224,6 @@
         </w:tc>
       </w:tr>
       <w:tr>
-        <w:tblPrEx>
-          <w:tblCellMar>
-            <w:top w:w="0" w:type="dxa"/>
-            <w:bottom w:w="0" w:type="dxa"/>
-          </w:tblCellMar>
-        </w:tblPrEx>
         <w:tc>
           <w:tcPr>
             <w:tcW w:w="2000" w:type="dxa"/>
@@ -5528,12 +4362,6 @@
         </w:tc>
       </w:tr>
       <w:tr>
-        <w:tblPrEx>
-          <w:tblCellMar>
-            <w:top w:w="0" w:type="dxa"/>
-            <w:bottom w:w="0" w:type="dxa"/>
-          </w:tblCellMar>
-        </w:tblPrEx>
         <w:tc>
           <w:tcPr>
             <w:tcW w:w="2000" w:type="dxa"/>
@@ -5636,12 +4464,6 @@
         </w:tc>
       </w:tr>
       <w:tr>
-        <w:tblPrEx>
-          <w:tblCellMar>
-            <w:top w:w="0" w:type="dxa"/>
-            <w:bottom w:w="0" w:type="dxa"/>
-          </w:tblCellMar>
-        </w:tblPrEx>
         <w:tc>
           <w:tcPr>
             <w:tcW w:w="2000" w:type="dxa"/>
@@ -5969,12 +4791,6 @@
         <w:gridCol w:w="9771"/>
       </w:tblGrid>
       <w:tr>
-        <w:tblPrEx>
-          <w:tblCellMar>
-            <w:top w:w="0" w:type="dxa"/>
-            <w:bottom w:w="0" w:type="dxa"/>
-          </w:tblCellMar>
-        </w:tblPrEx>
         <w:tc>
           <w:tcPr>
             <w:tcW w:w="9771" w:type="dxa"/>
@@ -6081,12 +4897,6 @@
         </w:tc>
       </w:tr>
       <w:tr>
-        <w:tblPrEx>
-          <w:tblCellMar>
-            <w:top w:w="0" w:type="dxa"/>
-            <w:bottom w:w="0" w:type="dxa"/>
-          </w:tblCellMar>
-        </w:tblPrEx>
         <w:tc>
           <w:tcPr>
             <w:tcW w:w="9771" w:type="dxa"/>
@@ -6419,12 +5229,6 @@
         <w:gridCol w:w="9771"/>
       </w:tblGrid>
       <w:tr>
-        <w:tblPrEx>
-          <w:tblCellMar>
-            <w:top w:w="0" w:type="dxa"/>
-            <w:bottom w:w="0" w:type="dxa"/>
-          </w:tblCellMar>
-        </w:tblPrEx>
         <w:tc>
           <w:tcPr>
             <w:tcW w:w="9771" w:type="dxa"/>
@@ -6486,12 +5290,6 @@
         </w:tc>
       </w:tr>
       <w:tr>
-        <w:tblPrEx>
-          <w:tblCellMar>
-            <w:top w:w="0" w:type="dxa"/>
-            <w:bottom w:w="0" w:type="dxa"/>
-          </w:tblCellMar>
-        </w:tblPrEx>
         <w:tc>
           <w:tcPr>
             <w:tcW w:w="9771" w:type="dxa"/>
@@ -6712,12 +5510,6 @@
         <w:gridCol w:w="9771"/>
       </w:tblGrid>
       <w:tr>
-        <w:tblPrEx>
-          <w:tblCellMar>
-            <w:top w:w="0" w:type="dxa"/>
-            <w:bottom w:w="0" w:type="dxa"/>
-          </w:tblCellMar>
-        </w:tblPrEx>
         <w:tc>
           <w:tcPr>
             <w:tcW w:w="9771" w:type="dxa"/>
@@ -6788,12 +5580,6 @@
         </w:tc>
       </w:tr>
       <w:tr>
-        <w:tblPrEx>
-          <w:tblCellMar>
-            <w:top w:w="0" w:type="dxa"/>
-            <w:bottom w:w="0" w:type="dxa"/>
-          </w:tblCellMar>
-        </w:tblPrEx>
         <w:tc>
           <w:tcPr>
             <w:tcW w:w="9771" w:type="dxa"/>
@@ -7042,12 +5828,6 @@
         <w:gridCol w:w="9808"/>
       </w:tblGrid>
       <w:tr>
-        <w:tblPrEx>
-          <w:tblCellMar>
-            <w:top w:w="0" w:type="dxa"/>
-            <w:bottom w:w="0" w:type="dxa"/>
-          </w:tblCellMar>
-        </w:tblPrEx>
         <w:tc>
           <w:tcPr>
             <w:tcW w:w="9808" w:type="dxa"/>
@@ -7123,12 +5903,6 @@
         </w:tc>
       </w:tr>
       <w:tr>
-        <w:tblPrEx>
-          <w:tblCellMar>
-            <w:top w:w="0" w:type="dxa"/>
-            <w:bottom w:w="0" w:type="dxa"/>
-          </w:tblCellMar>
-        </w:tblPrEx>
         <w:tc>
           <w:tcPr>
             <w:tcW w:w="9808" w:type="dxa"/>
@@ -7514,12 +6288,6 @@
         <w:gridCol w:w="9771"/>
       </w:tblGrid>
       <w:tr>
-        <w:tblPrEx>
-          <w:tblCellMar>
-            <w:top w:w="0" w:type="dxa"/>
-            <w:bottom w:w="0" w:type="dxa"/>
-          </w:tblCellMar>
-        </w:tblPrEx>
         <w:tc>
           <w:tcPr>
             <w:tcW w:w="9771" w:type="dxa"/>
@@ -7599,12 +6367,6 @@
         </w:tc>
       </w:tr>
       <w:tr>
-        <w:tblPrEx>
-          <w:tblCellMar>
-            <w:top w:w="0" w:type="dxa"/>
-            <w:bottom w:w="0" w:type="dxa"/>
-          </w:tblCellMar>
-        </w:tblPrEx>
         <w:tc>
           <w:tcPr>
             <w:tcW w:w="9771" w:type="dxa"/>
@@ -8397,12 +7159,6 @@
         <w:gridCol w:w="9771"/>
       </w:tblGrid>
       <w:tr>
-        <w:tblPrEx>
-          <w:tblCellMar>
-            <w:top w:w="0" w:type="dxa"/>
-            <w:bottom w:w="0" w:type="dxa"/>
-          </w:tblCellMar>
-        </w:tblPrEx>
         <w:tc>
           <w:tcPr>
             <w:tcW w:w="9771" w:type="dxa"/>
@@ -8437,12 +7193,6 @@
         </w:tc>
       </w:tr>
       <w:tr>
-        <w:tblPrEx>
-          <w:tblCellMar>
-            <w:top w:w="0" w:type="dxa"/>
-            <w:bottom w:w="0" w:type="dxa"/>
-          </w:tblCellMar>
-        </w:tblPrEx>
         <w:tc>
           <w:tcPr>
             <w:tcW w:w="9771" w:type="dxa"/>
@@ -8994,12 +7744,6 @@
         <w:gridCol w:w="9771"/>
       </w:tblGrid>
       <w:tr>
-        <w:tblPrEx>
-          <w:tblCellMar>
-            <w:top w:w="0" w:type="dxa"/>
-            <w:bottom w:w="0" w:type="dxa"/>
-          </w:tblCellMar>
-        </w:tblPrEx>
         <w:tc>
           <w:tcPr>
             <w:tcW w:w="9771" w:type="dxa"/>
@@ -9063,12 +7807,6 @@
         </w:tc>
       </w:tr>
       <w:tr>
-        <w:tblPrEx>
-          <w:tblCellMar>
-            <w:top w:w="0" w:type="dxa"/>
-            <w:bottom w:w="0" w:type="dxa"/>
-          </w:tblCellMar>
-        </w:tblPrEx>
         <w:tc>
           <w:tcPr>
             <w:tcW w:w="9771" w:type="dxa"/>
@@ -9841,12 +8579,6 @@
         <w:gridCol w:w="9771"/>
       </w:tblGrid>
       <w:tr>
-        <w:tblPrEx>
-          <w:tblCellMar>
-            <w:top w:w="0" w:type="dxa"/>
-            <w:bottom w:w="0" w:type="dxa"/>
-          </w:tblCellMar>
-        </w:tblPrEx>
         <w:tc>
           <w:tcPr>
             <w:tcW w:w="9771" w:type="dxa"/>
@@ -9911,12 +8643,6 @@
         </w:tc>
       </w:tr>
       <w:tr>
-        <w:tblPrEx>
-          <w:tblCellMar>
-            <w:top w:w="0" w:type="dxa"/>
-            <w:bottom w:w="0" w:type="dxa"/>
-          </w:tblCellMar>
-        </w:tblPrEx>
         <w:tc>
           <w:tcPr>
             <w:tcW w:w="9771" w:type="dxa"/>
@@ -10838,12 +9564,6 @@
         <w:gridCol w:w="9771"/>
       </w:tblGrid>
       <w:tr>
-        <w:tblPrEx>
-          <w:tblCellMar>
-            <w:top w:w="0" w:type="dxa"/>
-            <w:bottom w:w="0" w:type="dxa"/>
-          </w:tblCellMar>
-        </w:tblPrEx>
         <w:tc>
           <w:tcPr>
             <w:tcW w:w="9771" w:type="dxa"/>
@@ -10911,12 +9631,6 @@
         </w:tc>
       </w:tr>
       <w:tr>
-        <w:tblPrEx>
-          <w:tblCellMar>
-            <w:top w:w="0" w:type="dxa"/>
-            <w:bottom w:w="0" w:type="dxa"/>
-          </w:tblCellMar>
-        </w:tblPrEx>
         <w:tc>
           <w:tcPr>
             <w:tcW w:w="9771" w:type="dxa"/>
@@ -11974,12 +10688,6 @@
         <w:gridCol w:w="9768"/>
       </w:tblGrid>
       <w:tr>
-        <w:tblPrEx>
-          <w:tblCellMar>
-            <w:top w:w="0" w:type="dxa"/>
-            <w:bottom w:w="0" w:type="dxa"/>
-          </w:tblCellMar>
-        </w:tblPrEx>
         <w:tc>
           <w:tcPr>
             <w:tcW w:w="9768" w:type="dxa"/>
@@ -12015,12 +10723,6 @@
         </w:tc>
       </w:tr>
       <w:tr>
-        <w:tblPrEx>
-          <w:tblCellMar>
-            <w:top w:w="0" w:type="dxa"/>
-            <w:bottom w:w="0" w:type="dxa"/>
-          </w:tblCellMar>
-        </w:tblPrEx>
         <w:tc>
           <w:tcPr>
             <w:tcW w:w="9768" w:type="dxa"/>
@@ -12343,12 +11045,6 @@
         <w:gridCol w:w="9768"/>
       </w:tblGrid>
       <w:tr>
-        <w:tblPrEx>
-          <w:tblCellMar>
-            <w:top w:w="0" w:type="dxa"/>
-            <w:bottom w:w="0" w:type="dxa"/>
-          </w:tblCellMar>
-        </w:tblPrEx>
         <w:tc>
           <w:tcPr>
             <w:tcW w:w="9768" w:type="dxa"/>
@@ -12404,12 +11100,6 @@
         </w:tc>
       </w:tr>
       <w:tr>
-        <w:tblPrEx>
-          <w:tblCellMar>
-            <w:top w:w="0" w:type="dxa"/>
-            <w:bottom w:w="0" w:type="dxa"/>
-          </w:tblCellMar>
-        </w:tblPrEx>
         <w:tc>
           <w:tcPr>
             <w:tcW w:w="9768" w:type="dxa"/>
@@ -12608,12 +11298,6 @@
         <w:gridCol w:w="9354"/>
       </w:tblGrid>
       <w:tr>
-        <w:tblPrEx>
-          <w:tblCellMar>
-            <w:top w:w="0" w:type="dxa"/>
-            <w:bottom w:w="0" w:type="dxa"/>
-          </w:tblCellMar>
-        </w:tblPrEx>
         <w:tc>
           <w:tcPr>
             <w:tcW w:w="397" w:type="dxa"/>
@@ -13020,12 +11704,6 @@
         <w:gridCol w:w="9354"/>
       </w:tblGrid>
       <w:tr>
-        <w:tblPrEx>
-          <w:tblCellMar>
-            <w:top w:w="0" w:type="dxa"/>
-            <w:bottom w:w="0" w:type="dxa"/>
-          </w:tblCellMar>
-        </w:tblPrEx>
         <w:tc>
           <w:tcPr>
             <w:tcW w:w="397" w:type="dxa"/>
@@ -13413,12 +12091,6 @@
         <w:gridCol w:w="9354"/>
       </w:tblGrid>
       <w:tr>
-        <w:tblPrEx>
-          <w:tblCellMar>
-            <w:top w:w="0" w:type="dxa"/>
-            <w:bottom w:w="0" w:type="dxa"/>
-          </w:tblCellMar>
-        </w:tblPrEx>
         <w:tc>
           <w:tcPr>
             <w:tcW w:w="397" w:type="dxa"/>
@@ -13886,12 +12558,6 @@
         <w:gridCol w:w="9354"/>
       </w:tblGrid>
       <w:tr>
-        <w:tblPrEx>
-          <w:tblCellMar>
-            <w:top w:w="0" w:type="dxa"/>
-            <w:bottom w:w="0" w:type="dxa"/>
-          </w:tblCellMar>
-        </w:tblPrEx>
         <w:tc>
           <w:tcPr>
             <w:tcW w:w="397" w:type="dxa"/>
@@ -14259,12 +12925,6 @@
         <w:gridCol w:w="9768"/>
       </w:tblGrid>
       <w:tr>
-        <w:tblPrEx>
-          <w:tblCellMar>
-            <w:top w:w="0" w:type="dxa"/>
-            <w:bottom w:w="0" w:type="dxa"/>
-          </w:tblCellMar>
-        </w:tblPrEx>
         <w:tc>
           <w:tcPr>
             <w:tcW w:w="9768" w:type="dxa"/>
@@ -14340,12 +13000,6 @@
         </w:tc>
       </w:tr>
       <w:tr>
-        <w:tblPrEx>
-          <w:tblCellMar>
-            <w:top w:w="0" w:type="dxa"/>
-            <w:bottom w:w="0" w:type="dxa"/>
-          </w:tblCellMar>
-        </w:tblPrEx>
         <w:tc>
           <w:tcPr>
             <w:tcW w:w="9768" w:type="dxa"/>
@@ -14537,12 +13191,6 @@
         <w:gridCol w:w="9354"/>
       </w:tblGrid>
       <w:tr>
-        <w:tblPrEx>
-          <w:tblCellMar>
-            <w:top w:w="0" w:type="dxa"/>
-            <w:bottom w:w="0" w:type="dxa"/>
-          </w:tblCellMar>
-        </w:tblPrEx>
         <w:tc>
           <w:tcPr>
             <w:tcW w:w="397" w:type="dxa"/>
@@ -14867,12 +13515,6 @@
         <w:gridCol w:w="9354"/>
       </w:tblGrid>
       <w:tr>
-        <w:tblPrEx>
-          <w:tblCellMar>
-            <w:top w:w="0" w:type="dxa"/>
-            <w:bottom w:w="0" w:type="dxa"/>
-          </w:tblCellMar>
-        </w:tblPrEx>
         <w:tc>
           <w:tcPr>
             <w:tcW w:w="397" w:type="dxa"/>
@@ -15311,12 +13953,6 @@
         <w:gridCol w:w="9354"/>
       </w:tblGrid>
       <w:tr>
-        <w:tblPrEx>
-          <w:tblCellMar>
-            <w:top w:w="0" w:type="dxa"/>
-            <w:bottom w:w="0" w:type="dxa"/>
-          </w:tblCellMar>
-        </w:tblPrEx>
         <w:tc>
           <w:tcPr>
             <w:tcW w:w="397" w:type="dxa"/>
@@ -15705,12 +14341,6 @@
         <w:gridCol w:w="9354"/>
       </w:tblGrid>
       <w:tr>
-        <w:tblPrEx>
-          <w:tblCellMar>
-            <w:top w:w="0" w:type="dxa"/>
-            <w:bottom w:w="0" w:type="dxa"/>
-          </w:tblCellMar>
-        </w:tblPrEx>
         <w:tc>
           <w:tcPr>
             <w:tcW w:w="397" w:type="dxa"/>
@@ -16141,12 +14771,6 @@
         <w:gridCol w:w="9354"/>
       </w:tblGrid>
       <w:tr>
-        <w:tblPrEx>
-          <w:tblCellMar>
-            <w:top w:w="0" w:type="dxa"/>
-            <w:bottom w:w="0" w:type="dxa"/>
-          </w:tblCellMar>
-        </w:tblPrEx>
         <w:tc>
           <w:tcPr>
             <w:tcW w:w="397" w:type="dxa"/>
@@ -16472,12 +15096,6 @@
         <w:gridCol w:w="9354"/>
       </w:tblGrid>
       <w:tr>
-        <w:tblPrEx>
-          <w:tblCellMar>
-            <w:top w:w="0" w:type="dxa"/>
-            <w:bottom w:w="0" w:type="dxa"/>
-          </w:tblCellMar>
-        </w:tblPrEx>
         <w:tc>
           <w:tcPr>
             <w:tcW w:w="397" w:type="dxa"/>
@@ -16844,12 +15462,6 @@
         <w:gridCol w:w="9354"/>
       </w:tblGrid>
       <w:tr>
-        <w:tblPrEx>
-          <w:tblCellMar>
-            <w:top w:w="0" w:type="dxa"/>
-            <w:bottom w:w="0" w:type="dxa"/>
-          </w:tblCellMar>
-        </w:tblPrEx>
         <w:tc>
           <w:tcPr>
             <w:tcW w:w="397" w:type="dxa"/>
@@ -17250,12 +15862,6 @@
         <w:gridCol w:w="9354"/>
       </w:tblGrid>
       <w:tr>
-        <w:tblPrEx>
-          <w:tblCellMar>
-            <w:top w:w="0" w:type="dxa"/>
-            <w:bottom w:w="0" w:type="dxa"/>
-          </w:tblCellMar>
-        </w:tblPrEx>
         <w:tc>
           <w:tcPr>
             <w:tcW w:w="397" w:type="dxa"/>
@@ -17767,12 +16373,6 @@
         <w:gridCol w:w="9768"/>
       </w:tblGrid>
       <w:tr>
-        <w:tblPrEx>
-          <w:tblCellMar>
-            <w:top w:w="0" w:type="dxa"/>
-            <w:bottom w:w="0" w:type="dxa"/>
-          </w:tblCellMar>
-        </w:tblPrEx>
         <w:tc>
           <w:tcPr>
             <w:tcW w:w="9768" w:type="dxa"/>
@@ -17829,12 +16429,6 @@
         </w:tc>
       </w:tr>
       <w:tr>
-        <w:tblPrEx>
-          <w:tblCellMar>
-            <w:top w:w="0" w:type="dxa"/>
-            <w:bottom w:w="0" w:type="dxa"/>
-          </w:tblCellMar>
-        </w:tblPrEx>
         <w:tc>
           <w:tcPr>
             <w:tcW w:w="9768" w:type="dxa"/>
@@ -18214,12 +16808,6 @@
         <w:gridCol w:w="7087"/>
       </w:tblGrid>
       <w:tr>
-        <w:tblPrEx>
-          <w:tblCellMar>
-            <w:top w:w="0" w:type="dxa"/>
-            <w:bottom w:w="0" w:type="dxa"/>
-          </w:tblCellMar>
-        </w:tblPrEx>
         <w:tc>
           <w:tcPr>
             <w:tcW w:w="2686" w:type="dxa"/>
@@ -18325,12 +16913,6 @@
         </w:tc>
       </w:tr>
       <w:tr>
-        <w:tblPrEx>
-          <w:tblCellMar>
-            <w:top w:w="0" w:type="dxa"/>
-            <w:bottom w:w="0" w:type="dxa"/>
-          </w:tblCellMar>
-        </w:tblPrEx>
         <w:tc>
           <w:tcPr>
             <w:tcW w:w="2686" w:type="dxa"/>
@@ -18396,12 +16978,6 @@
         </w:tc>
       </w:tr>
       <w:tr>
-        <w:tblPrEx>
-          <w:tblCellMar>
-            <w:top w:w="0" w:type="dxa"/>
-            <w:bottom w:w="0" w:type="dxa"/>
-          </w:tblCellMar>
-        </w:tblPrEx>
         <w:tc>
           <w:tcPr>
             <w:tcW w:w="2686" w:type="dxa"/>
@@ -18527,12 +17103,6 @@
         </w:tc>
       </w:tr>
       <w:tr>
-        <w:tblPrEx>
-          <w:tblCellMar>
-            <w:top w:w="0" w:type="dxa"/>
-            <w:bottom w:w="0" w:type="dxa"/>
-          </w:tblCellMar>
-        </w:tblPrEx>
         <w:tc>
           <w:tcPr>
             <w:tcW w:w="2686" w:type="dxa"/>
@@ -18663,12 +17233,6 @@
         <w:gridCol w:w="4836"/>
       </w:tblGrid>
       <w:tr>
-        <w:tblPrEx>
-          <w:tblCellMar>
-            <w:top w:w="0" w:type="dxa"/>
-            <w:bottom w:w="0" w:type="dxa"/>
-          </w:tblCellMar>
-        </w:tblPrEx>
         <w:trPr>
           <w:tblHeader/>
         </w:trPr>
@@ -18834,12 +17398,6 @@
         </w:tc>
       </w:tr>
       <w:tr>
-        <w:tblPrEx>
-          <w:tblCellMar>
-            <w:top w:w="0" w:type="dxa"/>
-            <w:bottom w:w="0" w:type="dxa"/>
-          </w:tblCellMar>
-        </w:tblPrEx>
         <w:tc>
           <w:tcPr>
             <w:tcW w:w="3775" w:type="dxa"/>
@@ -18952,12 +17510,6 @@
         </w:tc>
       </w:tr>
       <w:tr>
-        <w:tblPrEx>
-          <w:tblCellMar>
-            <w:top w:w="0" w:type="dxa"/>
-            <w:bottom w:w="0" w:type="dxa"/>
-          </w:tblCellMar>
-        </w:tblPrEx>
         <w:tc>
           <w:tcPr>
             <w:tcW w:w="3775" w:type="dxa"/>
@@ -19070,12 +17622,6 @@
         </w:tc>
       </w:tr>
       <w:tr>
-        <w:tblPrEx>
-          <w:tblCellMar>
-            <w:top w:w="0" w:type="dxa"/>
-            <w:bottom w:w="0" w:type="dxa"/>
-          </w:tblCellMar>
-        </w:tblPrEx>
         <w:tc>
           <w:tcPr>
             <w:tcW w:w="3775" w:type="dxa"/>
@@ -19188,12 +17734,6 @@
         </w:tc>
       </w:tr>
       <w:tr>
-        <w:tblPrEx>
-          <w:tblCellMar>
-            <w:top w:w="0" w:type="dxa"/>
-            <w:bottom w:w="0" w:type="dxa"/>
-          </w:tblCellMar>
-        </w:tblPrEx>
         <w:tc>
           <w:tcPr>
             <w:tcW w:w="3775" w:type="dxa"/>
@@ -19306,12 +17846,6 @@
         </w:tc>
       </w:tr>
       <w:tr>
-        <w:tblPrEx>
-          <w:tblCellMar>
-            <w:top w:w="0" w:type="dxa"/>
-            <w:bottom w:w="0" w:type="dxa"/>
-          </w:tblCellMar>
-        </w:tblPrEx>
         <w:tc>
           <w:tcPr>
             <w:tcW w:w="3775" w:type="dxa"/>
@@ -19424,12 +17958,6 @@
         </w:tc>
       </w:tr>
       <w:tr>
-        <w:tblPrEx>
-          <w:tblCellMar>
-            <w:top w:w="0" w:type="dxa"/>
-            <w:bottom w:w="0" w:type="dxa"/>
-          </w:tblCellMar>
-        </w:tblPrEx>
         <w:tc>
           <w:tcPr>
             <w:tcW w:w="3775" w:type="dxa"/>
@@ -19542,12 +18070,6 @@
         </w:tc>
       </w:tr>
       <w:tr>
-        <w:tblPrEx>
-          <w:tblCellMar>
-            <w:top w:w="0" w:type="dxa"/>
-            <w:bottom w:w="0" w:type="dxa"/>
-          </w:tblCellMar>
-        </w:tblPrEx>
         <w:tc>
           <w:tcPr>
             <w:tcW w:w="3775" w:type="dxa"/>
@@ -19660,12 +18182,6 @@
         </w:tc>
       </w:tr>
       <w:tr>
-        <w:tblPrEx>
-          <w:tblCellMar>
-            <w:top w:w="0" w:type="dxa"/>
-            <w:bottom w:w="0" w:type="dxa"/>
-          </w:tblCellMar>
-        </w:tblPrEx>
         <w:tc>
           <w:tcPr>
             <w:tcW w:w="3775" w:type="dxa"/>
@@ -19796,12 +18312,6 @@
         </w:tc>
       </w:tr>
       <w:tr>
-        <w:tblPrEx>
-          <w:tblCellMar>
-            <w:top w:w="0" w:type="dxa"/>
-            <w:bottom w:w="0" w:type="dxa"/>
-          </w:tblCellMar>
-        </w:tblPrEx>
         <w:tc>
           <w:tcPr>
             <w:tcW w:w="3775" w:type="dxa"/>
@@ -19932,12 +18442,6 @@
         </w:tc>
       </w:tr>
       <w:tr>
-        <w:tblPrEx>
-          <w:tblCellMar>
-            <w:top w:w="0" w:type="dxa"/>
-            <w:bottom w:w="0" w:type="dxa"/>
-          </w:tblCellMar>
-        </w:tblPrEx>
         <w:tc>
           <w:tcPr>
             <w:tcW w:w="3775" w:type="dxa"/>
@@ -20068,12 +18572,6 @@
         </w:tc>
       </w:tr>
       <w:tr>
-        <w:tblPrEx>
-          <w:tblCellMar>
-            <w:top w:w="0" w:type="dxa"/>
-            <w:bottom w:w="0" w:type="dxa"/>
-          </w:tblCellMar>
-        </w:tblPrEx>
         <w:tc>
           <w:tcPr>
             <w:tcW w:w="3775" w:type="dxa"/>
@@ -20204,12 +18702,6 @@
         </w:tc>
       </w:tr>
       <w:tr>
-        <w:tblPrEx>
-          <w:tblCellMar>
-            <w:top w:w="0" w:type="dxa"/>
-            <w:bottom w:w="0" w:type="dxa"/>
-          </w:tblCellMar>
-        </w:tblPrEx>
         <w:tc>
           <w:tcPr>
             <w:tcW w:w="3775" w:type="dxa"/>
@@ -20340,12 +18832,6 @@
         </w:tc>
       </w:tr>
       <w:tr>
-        <w:tblPrEx>
-          <w:tblCellMar>
-            <w:top w:w="0" w:type="dxa"/>
-            <w:bottom w:w="0" w:type="dxa"/>
-          </w:tblCellMar>
-        </w:tblPrEx>
         <w:tc>
           <w:tcPr>
             <w:tcW w:w="3775" w:type="dxa"/>
@@ -20500,12 +18986,6 @@
         <w:gridCol w:w="4802"/>
       </w:tblGrid>
       <w:tr>
-        <w:tblPrEx>
-          <w:tblCellMar>
-            <w:top w:w="0" w:type="dxa"/>
-            <w:bottom w:w="0" w:type="dxa"/>
-          </w:tblCellMar>
-        </w:tblPrEx>
         <w:trPr>
           <w:tblHeader/>
         </w:trPr>
@@ -20638,12 +19118,6 @@
         </w:tc>
       </w:tr>
       <w:tr>
-        <w:tblPrEx>
-          <w:tblCellMar>
-            <w:top w:w="0" w:type="dxa"/>
-            <w:bottom w:w="0" w:type="dxa"/>
-          </w:tblCellMar>
-        </w:tblPrEx>
         <w:tc>
           <w:tcPr>
             <w:tcW w:w="3809" w:type="dxa"/>
@@ -20756,12 +19230,6 @@
         </w:tc>
       </w:tr>
       <w:tr>
-        <w:tblPrEx>
-          <w:tblCellMar>
-            <w:top w:w="0" w:type="dxa"/>
-            <w:bottom w:w="0" w:type="dxa"/>
-          </w:tblCellMar>
-        </w:tblPrEx>
         <w:tc>
           <w:tcPr>
             <w:tcW w:w="3809" w:type="dxa"/>
@@ -20874,12 +19342,6 @@
         </w:tc>
       </w:tr>
       <w:tr>
-        <w:tblPrEx>
-          <w:tblCellMar>
-            <w:top w:w="0" w:type="dxa"/>
-            <w:bottom w:w="0" w:type="dxa"/>
-          </w:tblCellMar>
-        </w:tblPrEx>
         <w:tc>
           <w:tcPr>
             <w:tcW w:w="3809" w:type="dxa"/>
@@ -20992,12 +19454,6 @@
         </w:tc>
       </w:tr>
       <w:tr>
-        <w:tblPrEx>
-          <w:tblCellMar>
-            <w:top w:w="0" w:type="dxa"/>
-            <w:bottom w:w="0" w:type="dxa"/>
-          </w:tblCellMar>
-        </w:tblPrEx>
         <w:tc>
           <w:tcPr>
             <w:tcW w:w="3809" w:type="dxa"/>
@@ -21110,12 +19566,6 @@
         </w:tc>
       </w:tr>
       <w:tr>
-        <w:tblPrEx>
-          <w:tblCellMar>
-            <w:top w:w="0" w:type="dxa"/>
-            <w:bottom w:w="0" w:type="dxa"/>
-          </w:tblCellMar>
-        </w:tblPrEx>
         <w:tc>
           <w:tcPr>
             <w:tcW w:w="3809" w:type="dxa"/>
@@ -21228,12 +19678,6 @@
         </w:tc>
       </w:tr>
       <w:tr>
-        <w:tblPrEx>
-          <w:tblCellMar>
-            <w:top w:w="0" w:type="dxa"/>
-            <w:bottom w:w="0" w:type="dxa"/>
-          </w:tblCellMar>
-        </w:tblPrEx>
         <w:tc>
           <w:tcPr>
             <w:tcW w:w="3809" w:type="dxa"/>
@@ -21346,12 +19790,6 @@
         </w:tc>
       </w:tr>
       <w:tr>
-        <w:tblPrEx>
-          <w:tblCellMar>
-            <w:top w:w="0" w:type="dxa"/>
-            <w:bottom w:w="0" w:type="dxa"/>
-          </w:tblCellMar>
-        </w:tblPrEx>
         <w:tc>
           <w:tcPr>
             <w:tcW w:w="3809" w:type="dxa"/>
@@ -21464,12 +19902,6 @@
         </w:tc>
       </w:tr>
       <w:tr>
-        <w:tblPrEx>
-          <w:tblCellMar>
-            <w:top w:w="0" w:type="dxa"/>
-            <w:bottom w:w="0" w:type="dxa"/>
-          </w:tblCellMar>
-        </w:tblPrEx>
         <w:tc>
           <w:tcPr>
             <w:tcW w:w="3809" w:type="dxa"/>
@@ -21582,12 +20014,6 @@
         </w:tc>
       </w:tr>
       <w:tr>
-        <w:tblPrEx>
-          <w:tblCellMar>
-            <w:top w:w="0" w:type="dxa"/>
-            <w:bottom w:w="0" w:type="dxa"/>
-          </w:tblCellMar>
-        </w:tblPrEx>
         <w:tc>
           <w:tcPr>
             <w:tcW w:w="3809" w:type="dxa"/>
@@ -21700,12 +20126,6 @@
         </w:tc>
       </w:tr>
       <w:tr>
-        <w:tblPrEx>
-          <w:tblCellMar>
-            <w:top w:w="0" w:type="dxa"/>
-            <w:bottom w:w="0" w:type="dxa"/>
-          </w:tblCellMar>
-        </w:tblPrEx>
         <w:tc>
           <w:tcPr>
             <w:tcW w:w="3809" w:type="dxa"/>
@@ -21848,12 +20268,6 @@
         <w:gridCol w:w="4819"/>
       </w:tblGrid>
       <w:tr>
-        <w:tblPrEx>
-          <w:tblCellMar>
-            <w:top w:w="0" w:type="dxa"/>
-            <w:bottom w:w="0" w:type="dxa"/>
-          </w:tblCellMar>
-        </w:tblPrEx>
         <w:trPr>
           <w:tblHeader/>
         </w:trPr>
@@ -21950,12 +20364,6 @@
         </w:tc>
       </w:tr>
       <w:tr>
-        <w:tblPrEx>
-          <w:tblCellMar>
-            <w:top w:w="0" w:type="dxa"/>
-            <w:bottom w:w="0" w:type="dxa"/>
-          </w:tblCellMar>
-        </w:tblPrEx>
         <w:tc>
           <w:tcPr>
             <w:tcW w:w="4957" w:type="dxa"/>
@@ -22065,12 +20473,6 @@
         </w:tc>
       </w:tr>
       <w:tr>
-        <w:tblPrEx>
-          <w:tblCellMar>
-            <w:top w:w="0" w:type="dxa"/>
-            <w:bottom w:w="0" w:type="dxa"/>
-          </w:tblCellMar>
-        </w:tblPrEx>
         <w:tc>
           <w:tcPr>
             <w:tcW w:w="4957" w:type="dxa"/>
@@ -22180,12 +20582,6 @@
         </w:tc>
       </w:tr>
       <w:tr>
-        <w:tblPrEx>
-          <w:tblCellMar>
-            <w:top w:w="0" w:type="dxa"/>
-            <w:bottom w:w="0" w:type="dxa"/>
-          </w:tblCellMar>
-        </w:tblPrEx>
         <w:tc>
           <w:tcPr>
             <w:tcW w:w="4957" w:type="dxa"/>
@@ -22255,12 +20651,6 @@
         </w:tc>
       </w:tr>
       <w:tr>
-        <w:tblPrEx>
-          <w:tblCellMar>
-            <w:top w:w="0" w:type="dxa"/>
-            <w:bottom w:w="0" w:type="dxa"/>
-          </w:tblCellMar>
-        </w:tblPrEx>
         <w:tc>
           <w:tcPr>
             <w:tcW w:w="4957" w:type="dxa"/>
@@ -22330,12 +20720,6 @@
         </w:tc>
       </w:tr>
       <w:tr>
-        <w:tblPrEx>
-          <w:tblCellMar>
-            <w:top w:w="0" w:type="dxa"/>
-            <w:bottom w:w="0" w:type="dxa"/>
-          </w:tblCellMar>
-        </w:tblPrEx>
         <w:tc>
           <w:tcPr>
             <w:tcW w:w="4957" w:type="dxa"/>
@@ -22445,12 +20829,6 @@
         </w:tc>
       </w:tr>
       <w:tr>
-        <w:tblPrEx>
-          <w:tblCellMar>
-            <w:top w:w="0" w:type="dxa"/>
-            <w:bottom w:w="0" w:type="dxa"/>
-          </w:tblCellMar>
-        </w:tblPrEx>
         <w:tc>
           <w:tcPr>
             <w:tcW w:w="4957" w:type="dxa"/>
@@ -22521,12 +20899,6 @@
         </w:tc>
       </w:tr>
       <w:tr>
-        <w:tblPrEx>
-          <w:tblCellMar>
-            <w:top w:w="0" w:type="dxa"/>
-            <w:bottom w:w="0" w:type="dxa"/>
-          </w:tblCellMar>
-        </w:tblPrEx>
         <w:tc>
           <w:tcPr>
             <w:tcW w:w="4957" w:type="dxa"/>
@@ -22645,12 +21017,6 @@
         <w:gridCol w:w="4819"/>
       </w:tblGrid>
       <w:tr>
-        <w:tblPrEx>
-          <w:tblCellMar>
-            <w:top w:w="0" w:type="dxa"/>
-            <w:bottom w:w="0" w:type="dxa"/>
-          </w:tblCellMar>
-        </w:tblPrEx>
         <w:trPr>
           <w:tblHeader/>
         </w:trPr>
@@ -22725,12 +21091,6 @@
         </w:tc>
       </w:tr>
       <w:tr>
-        <w:tblPrEx>
-          <w:tblCellMar>
-            <w:top w:w="0" w:type="dxa"/>
-            <w:bottom w:w="0" w:type="dxa"/>
-          </w:tblCellMar>
-        </w:tblPrEx>
         <w:tc>
           <w:tcPr>
             <w:tcW w:w="4957" w:type="dxa"/>
@@ -22837,12 +21197,6 @@
         </w:tc>
       </w:tr>
       <w:tr>
-        <w:tblPrEx>
-          <w:tblCellMar>
-            <w:top w:w="0" w:type="dxa"/>
-            <w:bottom w:w="0" w:type="dxa"/>
-          </w:tblCellMar>
-        </w:tblPrEx>
         <w:tc>
           <w:tcPr>
             <w:tcW w:w="4957" w:type="dxa"/>
@@ -22949,12 +21303,6 @@
         </w:tc>
       </w:tr>
       <w:tr>
-        <w:tblPrEx>
-          <w:tblCellMar>
-            <w:top w:w="0" w:type="dxa"/>
-            <w:bottom w:w="0" w:type="dxa"/>
-          </w:tblCellMar>
-        </w:tblPrEx>
         <w:tc>
           <w:tcPr>
             <w:tcW w:w="4957" w:type="dxa"/>
@@ -23101,12 +21449,6 @@
         </w:tc>
       </w:tr>
       <w:tr>
-        <w:tblPrEx>
-          <w:tblCellMar>
-            <w:top w:w="0" w:type="dxa"/>
-            <w:bottom w:w="0" w:type="dxa"/>
-          </w:tblCellMar>
-        </w:tblPrEx>
         <w:tc>
           <w:tcPr>
             <w:tcW w:w="4957" w:type="dxa"/>
@@ -23235,12 +21577,6 @@
         <w:gridCol w:w="4394"/>
       </w:tblGrid>
       <w:tr>
-        <w:tblPrEx>
-          <w:tblCellMar>
-            <w:top w:w="0" w:type="dxa"/>
-            <w:bottom w:w="0" w:type="dxa"/>
-          </w:tblCellMar>
-        </w:tblPrEx>
         <w:trPr>
           <w:tblHeader/>
         </w:trPr>
@@ -23390,12 +21726,6 @@
         </w:tc>
       </w:tr>
       <w:tr>
-        <w:tblPrEx>
-          <w:tblCellMar>
-            <w:top w:w="0" w:type="dxa"/>
-            <w:bottom w:w="0" w:type="dxa"/>
-          </w:tblCellMar>
-        </w:tblPrEx>
         <w:tc>
           <w:tcPr>
             <w:tcW w:w="1800" w:type="dxa"/>
@@ -23532,12 +21862,6 @@
         </w:tc>
       </w:tr>
       <w:tr>
-        <w:tblPrEx>
-          <w:tblCellMar>
-            <w:top w:w="0" w:type="dxa"/>
-            <w:bottom w:w="0" w:type="dxa"/>
-          </w:tblCellMar>
-        </w:tblPrEx>
         <w:tc>
           <w:tcPr>
             <w:tcW w:w="1800" w:type="dxa"/>
@@ -23674,12 +21998,6 @@
         </w:tc>
       </w:tr>
       <w:tr>
-        <w:tblPrEx>
-          <w:tblCellMar>
-            <w:top w:w="0" w:type="dxa"/>
-            <w:bottom w:w="0" w:type="dxa"/>
-          </w:tblCellMar>
-        </w:tblPrEx>
         <w:tc>
           <w:tcPr>
             <w:tcW w:w="1800" w:type="dxa"/>
@@ -23852,12 +22170,6 @@
         </w:tc>
       </w:tr>
       <w:tr>
-        <w:tblPrEx>
-          <w:tblCellMar>
-            <w:top w:w="0" w:type="dxa"/>
-            <w:bottom w:w="0" w:type="dxa"/>
-          </w:tblCellMar>
-        </w:tblPrEx>
         <w:tc>
           <w:tcPr>
             <w:tcW w:w="1800" w:type="dxa"/>
@@ -24024,12 +22336,6 @@
         <w:gridCol w:w="4536"/>
       </w:tblGrid>
       <w:tr>
-        <w:tblPrEx>
-          <w:tblCellMar>
-            <w:top w:w="0" w:type="dxa"/>
-            <w:bottom w:w="0" w:type="dxa"/>
-          </w:tblCellMar>
-        </w:tblPrEx>
         <w:trPr>
           <w:tblHeader/>
         </w:trPr>
@@ -24126,12 +22432,6 @@
         </w:tc>
       </w:tr>
       <w:tr>
-        <w:tblPrEx>
-          <w:tblCellMar>
-            <w:top w:w="0" w:type="dxa"/>
-            <w:bottom w:w="0" w:type="dxa"/>
-          </w:tblCellMar>
-        </w:tblPrEx>
         <w:tc>
           <w:tcPr>
             <w:tcW w:w="5240" w:type="dxa"/>
@@ -24277,12 +22577,6 @@
         </w:tc>
       </w:tr>
       <w:tr>
-        <w:tblPrEx>
-          <w:tblCellMar>
-            <w:top w:w="0" w:type="dxa"/>
-            <w:bottom w:w="0" w:type="dxa"/>
-          </w:tblCellMar>
-        </w:tblPrEx>
         <w:tc>
           <w:tcPr>
             <w:tcW w:w="5240" w:type="dxa"/>
@@ -24388,12 +22682,6 @@
         </w:tc>
       </w:tr>
       <w:tr>
-        <w:tblPrEx>
-          <w:tblCellMar>
-            <w:top w:w="0" w:type="dxa"/>
-            <w:bottom w:w="0" w:type="dxa"/>
-          </w:tblCellMar>
-        </w:tblPrEx>
         <w:tc>
           <w:tcPr>
             <w:tcW w:w="5240" w:type="dxa"/>
@@ -24479,12 +22767,6 @@
         </w:tc>
       </w:tr>
       <w:tr>
-        <w:tblPrEx>
-          <w:tblCellMar>
-            <w:top w:w="0" w:type="dxa"/>
-            <w:bottom w:w="0" w:type="dxa"/>
-          </w:tblCellMar>
-        </w:tblPrEx>
         <w:tc>
           <w:tcPr>
             <w:tcW w:w="5240" w:type="dxa"/>
@@ -24550,12 +22832,6 @@
         </w:tc>
       </w:tr>
       <w:tr>
-        <w:tblPrEx>
-          <w:tblCellMar>
-            <w:top w:w="0" w:type="dxa"/>
-            <w:bottom w:w="0" w:type="dxa"/>
-          </w:tblCellMar>
-        </w:tblPrEx>
         <w:tc>
           <w:tcPr>
             <w:tcW w:w="5240" w:type="dxa"/>
@@ -24739,12 +23015,6 @@
         <w:gridCol w:w="2693"/>
       </w:tblGrid>
       <w:tr>
-        <w:tblPrEx>
-          <w:tblCellMar>
-            <w:top w:w="0" w:type="dxa"/>
-            <w:bottom w:w="0" w:type="dxa"/>
-          </w:tblCellMar>
-        </w:tblPrEx>
         <w:trPr>
           <w:tblHeader/>
         </w:trPr>
@@ -24880,12 +23150,6 @@
         </w:tc>
       </w:tr>
       <w:tr>
-        <w:tblPrEx>
-          <w:tblCellMar>
-            <w:top w:w="0" w:type="dxa"/>
-            <w:bottom w:w="0" w:type="dxa"/>
-          </w:tblCellMar>
-        </w:tblPrEx>
         <w:tc>
           <w:tcPr>
             <w:tcW w:w="4526" w:type="dxa"/>
@@ -25016,12 +23280,6 @@
         </w:tc>
       </w:tr>
       <w:tr>
-        <w:tblPrEx>
-          <w:tblCellMar>
-            <w:top w:w="0" w:type="dxa"/>
-            <w:bottom w:w="0" w:type="dxa"/>
-          </w:tblCellMar>
-        </w:tblPrEx>
         <w:tc>
           <w:tcPr>
             <w:tcW w:w="4526" w:type="dxa"/>
@@ -25125,12 +23383,6 @@
         </w:tc>
       </w:tr>
       <w:tr>
-        <w:tblPrEx>
-          <w:tblCellMar>
-            <w:top w:w="0" w:type="dxa"/>
-            <w:bottom w:w="0" w:type="dxa"/>
-          </w:tblCellMar>
-        </w:tblPrEx>
         <w:tc>
           <w:tcPr>
             <w:tcW w:w="4526" w:type="dxa"/>
@@ -25234,12 +23486,6 @@
         </w:tc>
       </w:tr>
       <w:tr>
-        <w:tblPrEx>
-          <w:tblCellMar>
-            <w:top w:w="0" w:type="dxa"/>
-            <w:bottom w:w="0" w:type="dxa"/>
-          </w:tblCellMar>
-        </w:tblPrEx>
         <w:tc>
           <w:tcPr>
             <w:tcW w:w="4526" w:type="dxa"/>
@@ -25343,12 +23589,6 @@
         </w:tc>
       </w:tr>
       <w:tr>
-        <w:tblPrEx>
-          <w:tblCellMar>
-            <w:top w:w="0" w:type="dxa"/>
-            <w:bottom w:w="0" w:type="dxa"/>
-          </w:tblCellMar>
-        </w:tblPrEx>
         <w:tc>
           <w:tcPr>
             <w:tcW w:w="4526" w:type="dxa"/>
@@ -25452,12 +23692,6 @@
         </w:tc>
       </w:tr>
       <w:tr>
-        <w:tblPrEx>
-          <w:tblCellMar>
-            <w:top w:w="0" w:type="dxa"/>
-            <w:bottom w:w="0" w:type="dxa"/>
-          </w:tblCellMar>
-        </w:tblPrEx>
         <w:tc>
           <w:tcPr>
             <w:tcW w:w="4526" w:type="dxa"/>
@@ -25543,12 +23777,6 @@
         </w:tc>
       </w:tr>
       <w:tr>
-        <w:tblPrEx>
-          <w:tblCellMar>
-            <w:top w:w="0" w:type="dxa"/>
-            <w:bottom w:w="0" w:type="dxa"/>
-          </w:tblCellMar>
-        </w:tblPrEx>
         <w:tc>
           <w:tcPr>
             <w:tcW w:w="4526" w:type="dxa"/>
@@ -25634,12 +23862,6 @@
         </w:tc>
       </w:tr>
       <w:tr>
-        <w:tblPrEx>
-          <w:tblCellMar>
-            <w:top w:w="0" w:type="dxa"/>
-            <w:bottom w:w="0" w:type="dxa"/>
-          </w:tblCellMar>
-        </w:tblPrEx>
         <w:tc>
           <w:tcPr>
             <w:tcW w:w="4526" w:type="dxa"/>
@@ -25773,12 +23995,6 @@
         <w:gridCol w:w="5245"/>
       </w:tblGrid>
       <w:tr>
-        <w:tblPrEx>
-          <w:tblCellMar>
-            <w:top w:w="0" w:type="dxa"/>
-            <w:bottom w:w="0" w:type="dxa"/>
-          </w:tblCellMar>
-        </w:tblPrEx>
         <w:trPr>
           <w:tblHeader/>
         </w:trPr>
@@ -25886,12 +24102,6 @@
         </w:tc>
       </w:tr>
       <w:tr>
-        <w:tblPrEx>
-          <w:tblCellMar>
-            <w:top w:w="0" w:type="dxa"/>
-            <w:bottom w:w="0" w:type="dxa"/>
-          </w:tblCellMar>
-        </w:tblPrEx>
         <w:tc>
           <w:tcPr>
             <w:tcW w:w="4531" w:type="dxa"/>
@@ -25962,12 +24172,6 @@
         </w:tc>
       </w:tr>
       <w:tr>
-        <w:tblPrEx>
-          <w:tblCellMar>
-            <w:top w:w="0" w:type="dxa"/>
-            <w:bottom w:w="0" w:type="dxa"/>
-          </w:tblCellMar>
-        </w:tblPrEx>
         <w:tc>
           <w:tcPr>
             <w:tcW w:w="4531" w:type="dxa"/>
@@ -26038,12 +24242,6 @@
         </w:tc>
       </w:tr>
       <w:tr>
-        <w:tblPrEx>
-          <w:tblCellMar>
-            <w:top w:w="0" w:type="dxa"/>
-            <w:bottom w:w="0" w:type="dxa"/>
-          </w:tblCellMar>
-        </w:tblPrEx>
         <w:tc>
           <w:tcPr>
             <w:tcW w:w="4531" w:type="dxa"/>
@@ -26114,12 +24312,6 @@
         </w:tc>
       </w:tr>
       <w:tr>
-        <w:tblPrEx>
-          <w:tblCellMar>
-            <w:top w:w="0" w:type="dxa"/>
-            <w:bottom w:w="0" w:type="dxa"/>
-          </w:tblCellMar>
-        </w:tblPrEx>
         <w:tc>
           <w:tcPr>
             <w:tcW w:w="4531" w:type="dxa"/>
@@ -26230,12 +24422,6 @@
         </w:tc>
       </w:tr>
       <w:tr>
-        <w:tblPrEx>
-          <w:tblCellMar>
-            <w:top w:w="0" w:type="dxa"/>
-            <w:bottom w:w="0" w:type="dxa"/>
-          </w:tblCellMar>
-        </w:tblPrEx>
         <w:tc>
           <w:tcPr>
             <w:tcW w:w="4531" w:type="dxa"/>
@@ -26306,12 +24492,6 @@
         </w:tc>
       </w:tr>
       <w:tr>
-        <w:tblPrEx>
-          <w:tblCellMar>
-            <w:top w:w="0" w:type="dxa"/>
-            <w:bottom w:w="0" w:type="dxa"/>
-          </w:tblCellMar>
-        </w:tblPrEx>
         <w:tc>
           <w:tcPr>
             <w:tcW w:w="4531" w:type="dxa"/>
@@ -26422,12 +24602,6 @@
         </w:tc>
       </w:tr>
       <w:tr>
-        <w:tblPrEx>
-          <w:tblCellMar>
-            <w:top w:w="0" w:type="dxa"/>
-            <w:bottom w:w="0" w:type="dxa"/>
-          </w:tblCellMar>
-        </w:tblPrEx>
         <w:tc>
           <w:tcPr>
             <w:tcW w:w="4531" w:type="dxa"/>
@@ -26568,12 +24742,6 @@
         <w:gridCol w:w="5245"/>
       </w:tblGrid>
       <w:tr>
-        <w:tblPrEx>
-          <w:tblCellMar>
-            <w:top w:w="0" w:type="dxa"/>
-            <w:bottom w:w="0" w:type="dxa"/>
-          </w:tblCellMar>
-        </w:tblPrEx>
         <w:trPr>
           <w:tblHeader/>
         </w:trPr>
@@ -26687,12 +24855,6 @@
         </w:tc>
       </w:tr>
       <w:tr>
-        <w:tblPrEx>
-          <w:tblCellMar>
-            <w:top w:w="0" w:type="dxa"/>
-            <w:bottom w:w="0" w:type="dxa"/>
-          </w:tblCellMar>
-        </w:tblPrEx>
         <w:tc>
           <w:tcPr>
             <w:tcW w:w="4531" w:type="dxa"/>
@@ -26782,12 +24944,6 @@
         </w:tc>
       </w:tr>
       <w:tr>
-        <w:tblPrEx>
-          <w:tblCellMar>
-            <w:top w:w="0" w:type="dxa"/>
-            <w:bottom w:w="0" w:type="dxa"/>
-          </w:tblCellMar>
-        </w:tblPrEx>
         <w:tc>
           <w:tcPr>
             <w:tcW w:w="4531" w:type="dxa"/>
@@ -26957,12 +25113,6 @@
         </w:tc>
       </w:tr>
       <w:tr>
-        <w:tblPrEx>
-          <w:tblCellMar>
-            <w:top w:w="0" w:type="dxa"/>
-            <w:bottom w:w="0" w:type="dxa"/>
-          </w:tblCellMar>
-        </w:tblPrEx>
         <w:tc>
           <w:tcPr>
             <w:tcW w:w="4531" w:type="dxa"/>
@@ -27052,12 +25202,6 @@
         </w:tc>
       </w:tr>
       <w:tr>
-        <w:tblPrEx>
-          <w:tblCellMar>
-            <w:top w:w="0" w:type="dxa"/>
-            <w:bottom w:w="0" w:type="dxa"/>
-          </w:tblCellMar>
-        </w:tblPrEx>
         <w:tc>
           <w:tcPr>
             <w:tcW w:w="4531" w:type="dxa"/>
@@ -27147,12 +25291,6 @@
         </w:tc>
       </w:tr>
       <w:tr>
-        <w:tblPrEx>
-          <w:tblCellMar>
-            <w:top w:w="0" w:type="dxa"/>
-            <w:bottom w:w="0" w:type="dxa"/>
-          </w:tblCellMar>
-        </w:tblPrEx>
         <w:tc>
           <w:tcPr>
             <w:tcW w:w="4531" w:type="dxa"/>
@@ -27242,12 +25380,6 @@
         </w:tc>
       </w:tr>
       <w:tr>
-        <w:tblPrEx>
-          <w:tblCellMar>
-            <w:top w:w="0" w:type="dxa"/>
-            <w:bottom w:w="0" w:type="dxa"/>
-          </w:tblCellMar>
-        </w:tblPrEx>
         <w:tc>
           <w:tcPr>
             <w:tcW w:w="4531" w:type="dxa"/>
@@ -27443,12 +25575,6 @@
         <w:gridCol w:w="4111"/>
       </w:tblGrid>
       <w:tr>
-        <w:tblPrEx>
-          <w:tblCellMar>
-            <w:top w:w="0" w:type="dxa"/>
-            <w:bottom w:w="0" w:type="dxa"/>
-          </w:tblCellMar>
-        </w:tblPrEx>
         <w:trPr>
           <w:tblHeader/>
         </w:trPr>
@@ -27569,12 +25695,6 @@
         </w:tc>
       </w:tr>
       <w:tr>
-        <w:tblPrEx>
-          <w:tblCellMar>
-            <w:top w:w="0" w:type="dxa"/>
-            <w:bottom w:w="0" w:type="dxa"/>
-          </w:tblCellMar>
-        </w:tblPrEx>
         <w:tc>
           <w:tcPr>
             <w:tcW w:w="500" w:type="dxa"/>
@@ -27945,12 +26065,6 @@
         </w:tc>
       </w:tr>
       <w:tr>
-        <w:tblPrEx>
-          <w:tblCellMar>
-            <w:top w:w="0" w:type="dxa"/>
-            <w:bottom w:w="0" w:type="dxa"/>
-          </w:tblCellMar>
-        </w:tblPrEx>
         <w:tc>
           <w:tcPr>
             <w:tcW w:w="500" w:type="dxa"/>
@@ -28267,12 +26381,6 @@
         </w:tc>
       </w:tr>
       <w:tr>
-        <w:tblPrEx>
-          <w:tblCellMar>
-            <w:top w:w="0" w:type="dxa"/>
-            <w:bottom w:w="0" w:type="dxa"/>
-          </w:tblCellMar>
-        </w:tblPrEx>
         <w:tc>
           <w:tcPr>
             <w:tcW w:w="500" w:type="dxa"/>
@@ -28635,12 +26743,6 @@
         <w:gridCol w:w="4111"/>
       </w:tblGrid>
       <w:tr>
-        <w:tblPrEx>
-          <w:tblCellMar>
-            <w:top w:w="0" w:type="dxa"/>
-            <w:bottom w:w="0" w:type="dxa"/>
-          </w:tblCellMar>
-        </w:tblPrEx>
         <w:trPr>
           <w:tblHeader/>
         </w:trPr>
@@ -28761,12 +26863,6 @@
         </w:tc>
       </w:tr>
       <w:tr>
-        <w:tblPrEx>
-          <w:tblCellMar>
-            <w:top w:w="0" w:type="dxa"/>
-            <w:bottom w:w="0" w:type="dxa"/>
-          </w:tblCellMar>
-        </w:tblPrEx>
         <w:tc>
           <w:tcPr>
             <w:tcW w:w="500" w:type="dxa"/>
@@ -29128,12 +27224,6 @@
         </w:tc>
       </w:tr>
       <w:tr>
-        <w:tblPrEx>
-          <w:tblCellMar>
-            <w:top w:w="0" w:type="dxa"/>
-            <w:bottom w:w="0" w:type="dxa"/>
-          </w:tblCellMar>
-        </w:tblPrEx>
         <w:tc>
           <w:tcPr>
             <w:tcW w:w="500" w:type="dxa"/>
@@ -29559,12 +27649,6 @@
         <w:gridCol w:w="4111"/>
       </w:tblGrid>
       <w:tr>
-        <w:tblPrEx>
-          <w:tblCellMar>
-            <w:top w:w="0" w:type="dxa"/>
-            <w:bottom w:w="0" w:type="dxa"/>
-          </w:tblCellMar>
-        </w:tblPrEx>
         <w:trPr>
           <w:tblHeader/>
         </w:trPr>
@@ -29696,12 +27780,6 @@
         </w:tc>
       </w:tr>
       <w:tr>
-        <w:tblPrEx>
-          <w:tblCellMar>
-            <w:top w:w="0" w:type="dxa"/>
-            <w:bottom w:w="0" w:type="dxa"/>
-          </w:tblCellMar>
-        </w:tblPrEx>
         <w:tc>
           <w:tcPr>
             <w:tcW w:w="500" w:type="dxa"/>
@@ -30072,12 +28150,6 @@
         </w:tc>
       </w:tr>
       <w:tr>
-        <w:tblPrEx>
-          <w:tblCellMar>
-            <w:top w:w="0" w:type="dxa"/>
-            <w:bottom w:w="0" w:type="dxa"/>
-          </w:tblCellMar>
-        </w:tblPrEx>
         <w:tc>
           <w:tcPr>
             <w:tcW w:w="500" w:type="dxa"/>
@@ -31087,8 +29159,8 @@
       </w:r>
     </w:p>
     <w:sectPr>
-      <w:headerReference w:type="default" r:id="rId7"/>
-      <w:footerReference w:type="default" r:id="rId8"/>
+      <w:headerReference w:type="default" r:id="rId12"/>
+      <w:footerReference w:type="default" r:id="rId13"/>
       <w:pgSz w:w="11906" w:h="16838"/>
       <w:pgMar w:top="1100" w:right="1100" w:bottom="1300" w:left="1100" w:header="708" w:footer="709" w:gutter="0"/>
       <w:cols w:space="708"/>
@@ -32456,6 +30528,7 @@
   <w:style w:type="character" w:default="1" w:styleId="Domylnaczcionkaakapitu">
     <w:name w:val="Default Paragraph Font"/>
     <w:uiPriority w:val="1"/>
+    <w:semiHidden/>
     <w:unhideWhenUsed/>
   </w:style>
   <w:style w:type="table" w:default="1" w:styleId="Standardowy">
